--- a/Unity_Kit/contents/Module08_IntroductionToMobileGaming/Lab10_InstallingUnity/Lab10_InstallingUnity.docx
+++ b/Unity_Kit/contents/Module08_IntroductionToMobileGaming/Lab10_InstallingUnity/Lab10_InstallingUnity.docx
@@ -1,6 +1,6 @@
 
 <file path=word/document.xml><?xml version="1.0" encoding="utf-8"?>
-<w:document xmlns:wpc="http://schemas.microsoft.com/office/word/2010/wordprocessingCanvas" xmlns:cx="http://schemas.microsoft.com/office/drawing/2014/chartex" xmlns:cx1="http://schemas.microsoft.com/office/drawing/2015/9/8/chartex" xmlns:cx2="http://schemas.microsoft.com/office/drawing/2015/10/21/chartex" xmlns:cx3="http://schemas.microsoft.com/office/drawing/2016/5/9/chartex" xmlns:cx4="http://schemas.microsoft.com/office/drawing/2016/5/10/chartex" xmlns:cx5="http://schemas.microsoft.com/office/drawing/2016/5/11/chartex" xmlns:cx6="http://schemas.microsoft.com/office/drawing/2016/5/12/chartex" xmlns:cx7="http://schemas.microsoft.com/office/drawing/2016/5/13/chartex" xmlns:cx8="http://schemas.microsoft.com/office/drawing/2016/5/14/chartex" xmlns:mc="http://schemas.openxmlformats.org/markup-compatibility/2006" xmlns:aink="http://schemas.microsoft.com/office/drawing/2016/ink" xmlns:am3d="http://schemas.microsoft.com/office/drawing/2017/model3d" xmlns:o="urn:schemas-microsoft-com:office:office" xmlns:r="http://schemas.openxmlformats.org/officeDocument/2006/relationships" xmlns:m="http://schemas.openxmlformats.org/officeDocument/2006/math" xmlns:v="urn:schemas-microsoft-com:vml" xmlns:wp14="http://schemas.microsoft.com/office/word/2010/wordprocessingDrawing" xmlns:wp="http://schemas.openxmlformats.org/drawingml/2006/wordprocessingDrawing" xmlns:w10="urn:schemas-microsoft-com:office:word" xmlns:w="http://schemas.openxmlformats.org/wordprocessingml/2006/main" xmlns:w14="http://schemas.microsoft.com/office/word/2010/wordml" xmlns:w15="http://schemas.microsoft.com/office/word/2012/wordml" xmlns:w16cid="http://schemas.microsoft.com/office/word/2016/wordml/cid" xmlns:w16se="http://schemas.microsoft.com/office/word/2015/wordml/symex" xmlns:wpg="http://schemas.microsoft.com/office/word/2010/wordprocessingGroup" xmlns:wpi="http://schemas.microsoft.com/office/word/2010/wordprocessingInk" xmlns:wne="http://schemas.microsoft.com/office/word/2006/wordml" xmlns:wps="http://schemas.microsoft.com/office/word/2010/wordprocessingShape" mc:Ignorable="w14 w15 w16se w16cid wp14">
+<w:document xmlns:wpc="http://schemas.microsoft.com/office/word/2010/wordprocessingCanvas" xmlns:cx="http://schemas.microsoft.com/office/drawing/2014/chartex" xmlns:cx1="http://schemas.microsoft.com/office/drawing/2015/9/8/chartex" xmlns:cx2="http://schemas.microsoft.com/office/drawing/2015/10/21/chartex" xmlns:cx3="http://schemas.microsoft.com/office/drawing/2016/5/9/chartex" xmlns:cx4="http://schemas.microsoft.com/office/drawing/2016/5/10/chartex" xmlns:cx5="http://schemas.microsoft.com/office/drawing/2016/5/11/chartex" xmlns:cx6="http://schemas.microsoft.com/office/drawing/2016/5/12/chartex" xmlns:cx7="http://schemas.microsoft.com/office/drawing/2016/5/13/chartex" xmlns:cx8="http://schemas.microsoft.com/office/drawing/2016/5/14/chartex" xmlns:mc="http://schemas.openxmlformats.org/markup-compatibility/2006" xmlns:aink="http://schemas.microsoft.com/office/drawing/2016/ink" xmlns:am3d="http://schemas.microsoft.com/office/drawing/2017/model3d" xmlns:o="urn:schemas-microsoft-com:office:office" xmlns:oel="http://schemas.microsoft.com/office/2019/extlst" xmlns:r="http://schemas.openxmlformats.org/officeDocument/2006/relationships" xmlns:m="http://schemas.openxmlformats.org/officeDocument/2006/math" xmlns:v="urn:schemas-microsoft-com:vml" xmlns:wp14="http://schemas.microsoft.com/office/word/2010/wordprocessingDrawing" xmlns:wp="http://schemas.openxmlformats.org/drawingml/2006/wordprocessingDrawing" xmlns:w10="urn:schemas-microsoft-com:office:word" xmlns:w="http://schemas.openxmlformats.org/wordprocessingml/2006/main" xmlns:w14="http://schemas.microsoft.com/office/word/2010/wordml" xmlns:w15="http://schemas.microsoft.com/office/word/2012/wordml" xmlns:w16cex="http://schemas.microsoft.com/office/word/2018/wordml/cex" xmlns:w16cid="http://schemas.microsoft.com/office/word/2016/wordml/cid" xmlns:w16="http://schemas.microsoft.com/office/word/2018/wordml" xmlns:w16du="http://schemas.microsoft.com/office/word/2023/wordml/word16du" xmlns:w16sdtdh="http://schemas.microsoft.com/office/word/2020/wordml/sdtdatahash" xmlns:w16sdtfl="http://schemas.microsoft.com/office/word/2024/wordml/sdtformatlock" xmlns:w16se="http://schemas.microsoft.com/office/word/2015/wordml/symex" xmlns:wpg="http://schemas.microsoft.com/office/word/2010/wordprocessingGroup" xmlns:wpi="http://schemas.microsoft.com/office/word/2010/wordprocessingInk" xmlns:wne="http://schemas.microsoft.com/office/word/2006/wordml" xmlns:wps="http://schemas.microsoft.com/office/word/2010/wordprocessingShape" mc:Ignorable="w14 w15 w16se w16cid w16 w16cex w16sdtdh w16sdtfl w16du wp14">
   <w:body>
     <w:p>
       <w:pPr>
@@ -120,7 +120,19 @@
         <w:rPr>
           <w:b/>
         </w:rPr>
-        <w:t>Issue 1.0</w:t>
+        <w:t xml:space="preserve">Issue </w:t>
+      </w:r>
+      <w:r>
+        <w:rPr>
+          <w:b/>
+        </w:rPr>
+        <w:t>2</w:t>
+      </w:r>
+      <w:r>
+        <w:rPr>
+          <w:b/>
+        </w:rPr>
+        <w:t>.0</w:t>
       </w:r>
     </w:p>
     <w:p>
@@ -454,15 +466,7 @@
               <w:rPr>
                 <w:rStyle w:val="Hyperlink"/>
               </w:rPr>
-              <w:t>Unity ex</w:t>
-            </w:r>
-            <w:bookmarkStart w:id="2" w:name="_GoBack"/>
-            <w:bookmarkEnd w:id="2"/>
-            <w:r>
-              <w:rPr>
-                <w:rStyle w:val="Hyperlink"/>
-              </w:rPr>
-              <w:t>ample project</w:t>
+              <w:t>Unity example project</w:t>
             </w:r>
             <w:r>
               <w:rPr>
@@ -632,19 +636,27 @@
       <w:pPr>
         <w:pStyle w:val="Heading1"/>
       </w:pPr>
-      <w:bookmarkStart w:id="3" w:name="_Toc36111694"/>
+      <w:bookmarkStart w:id="2" w:name="_Toc36111694"/>
       <w:r>
         <w:lastRenderedPageBreak/>
         <w:t>Introduction</w:t>
       </w:r>
-      <w:bookmarkEnd w:id="3"/>
+      <w:bookmarkEnd w:id="2"/>
     </w:p>
     <w:p>
       <w:pPr>
         <w:jc w:val="both"/>
       </w:pPr>
       <w:r>
-        <w:t>This lab will explain how to install all of the components that are required to develop with the Unity engine.</w:t>
+        <w:t xml:space="preserve">This lab will explain how to </w:t>
+      </w:r>
+      <w:proofErr w:type="gramStart"/>
+      <w:r>
+        <w:t>install of</w:t>
+      </w:r>
+      <w:proofErr w:type="gramEnd"/>
+      <w:r>
+        <w:t xml:space="preserve"> the components that are required to develop with the Unity engine.</w:t>
       </w:r>
     </w:p>
     <w:p>
@@ -658,7 +670,25 @@
         <w:t>,</w:t>
       </w:r>
       <w:r>
-        <w:t xml:space="preserve"> you will also play around with a simple demo that has been made for you and test it on the android device.</w:t>
+        <w:t xml:space="preserve"> you will also play around with a simple demo that has been </w:t>
+      </w:r>
+      <w:r>
+        <w:t>created</w:t>
+      </w:r>
+      <w:r>
+        <w:t xml:space="preserve"> for you and test it on </w:t>
+      </w:r>
+      <w:r>
+        <w:t>an</w:t>
+      </w:r>
+      <w:r>
+        <w:t xml:space="preserve"> </w:t>
+      </w:r>
+      <w:r>
+        <w:t>A</w:t>
+      </w:r>
+      <w:r>
+        <w:t>ndroid device.</w:t>
       </w:r>
     </w:p>
     <w:p>
@@ -666,16 +696,16 @@
         <w:pStyle w:val="Heading1"/>
         <w:jc w:val="both"/>
       </w:pPr>
-      <w:bookmarkStart w:id="4" w:name="_Toc5031133"/>
-      <w:bookmarkStart w:id="5" w:name="_Toc36111695"/>
+      <w:bookmarkStart w:id="3" w:name="_Toc5031133"/>
+      <w:bookmarkStart w:id="4" w:name="_Toc36111695"/>
+      <w:bookmarkEnd w:id="3"/>
+      <w:r>
+        <w:t>System r</w:t>
+      </w:r>
+      <w:r>
+        <w:t>equirements</w:t>
+      </w:r>
       <w:bookmarkEnd w:id="4"/>
-      <w:r>
-        <w:t>System r</w:t>
-      </w:r>
-      <w:r>
-        <w:t>equirements</w:t>
-      </w:r>
-      <w:bookmarkEnd w:id="5"/>
     </w:p>
     <w:p>
       <w:pPr>
@@ -739,11 +769,11 @@
         <w:pStyle w:val="Heading1"/>
         <w:jc w:val="both"/>
       </w:pPr>
-      <w:bookmarkStart w:id="6" w:name="_Toc36111696"/>
+      <w:bookmarkStart w:id="5" w:name="_Toc36111696"/>
       <w:r>
         <w:t>Installation guide</w:t>
       </w:r>
-      <w:bookmarkEnd w:id="6"/>
+      <w:bookmarkEnd w:id="5"/>
     </w:p>
     <w:p>
       <w:pPr>
@@ -773,91 +803,96 @@
         <w:t>,</w:t>
       </w:r>
       <w:r>
-        <w:t xml:space="preserve"> and you will notice that there is yet “No Unity version” installed. Click on the Add button and select the latest Unity version to be installed</w:t>
-      </w:r>
-      <w:r>
-        <w:t>,</w:t>
-      </w:r>
-      <w:r>
-        <w:t xml:space="preserve"> </w:t>
-      </w:r>
-      <w:r>
-        <w:t xml:space="preserve">we recommend </w:t>
-      </w:r>
-      <w:proofErr w:type="gramStart"/>
-      <w:r>
-        <w:t>to use</w:t>
-      </w:r>
-      <w:proofErr w:type="gramEnd"/>
-      <w:r>
-        <w:t xml:space="preserve"> </w:t>
-      </w:r>
-      <w:r>
-        <w:t>U</w:t>
-      </w:r>
-      <w:r>
-        <w:t>nity 2019.3.2f1 or 2020.1.0a24.</w:t>
-      </w:r>
-      <w:r>
-        <w:t xml:space="preserve"> </w:t>
-      </w:r>
-      <w:r>
-        <w:t xml:space="preserve">Next, please ensure that you enable Android Build Support, along with Android SDK&amp;NDK Tools </w:t>
-      </w:r>
-      <w:r>
-        <w:t xml:space="preserve">and </w:t>
-      </w:r>
-      <w:proofErr w:type="spellStart"/>
-      <w:r>
-        <w:t>OpendJDK</w:t>
-      </w:r>
-      <w:proofErr w:type="spellEnd"/>
-      <w:r>
-        <w:t xml:space="preserve"> </w:t>
-      </w:r>
-      <w:r>
-        <w:t xml:space="preserve">to be </w:t>
-      </w:r>
-      <w:proofErr w:type="gramStart"/>
-      <w:r>
-        <w:t>included</w:t>
-      </w:r>
-      <w:r>
-        <w:t>;</w:t>
-      </w:r>
-      <w:proofErr w:type="gramEnd"/>
-      <w:r>
-        <w:t xml:space="preserve"> </w:t>
+        <w:t xml:space="preserve"> and you will notice that there is yet “No Unity version” installed. </w:t>
       </w:r>
     </w:p>
     <w:p>
+      <w:pPr>
+        <w:jc w:val="both"/>
+      </w:pPr>
+      <w:r>
+        <w:t xml:space="preserve">Go to the </w:t>
+      </w:r>
+      <w:r>
+        <w:t>i</w:t>
+      </w:r>
+      <w:r>
+        <w:t xml:space="preserve">nstalls and click on </w:t>
+      </w:r>
+      <w:r>
+        <w:t>I</w:t>
+      </w:r>
+      <w:r>
+        <w:t xml:space="preserve">nstall </w:t>
+      </w:r>
+      <w:r>
+        <w:t>E</w:t>
+      </w:r>
+      <w:r>
+        <w:t xml:space="preserve">ditor. Then click “Install Editor”  </w:t>
+      </w:r>
+    </w:p>
+    <w:p>
+      <w:pPr>
+        <w:jc w:val="both"/>
+      </w:pPr>
+      <w:r>
+        <w:t>Click on the Add button and select the latest Unity version to be installed</w:t>
+      </w:r>
+      <w:r>
+        <w:t>,</w:t>
+      </w:r>
+      <w:r>
+        <w:t xml:space="preserve"> </w:t>
+      </w:r>
+      <w:r>
+        <w:t xml:space="preserve">we recommend </w:t>
+      </w:r>
+      <w:r>
+        <w:t>using</w:t>
+      </w:r>
+      <w:r>
+        <w:t xml:space="preserve"> </w:t>
+      </w:r>
+      <w:r>
+        <w:t>U</w:t>
+      </w:r>
+      <w:r>
+        <w:t xml:space="preserve">nity </w:t>
+      </w:r>
+      <w:r>
+        <w:t>6.4</w:t>
+      </w:r>
+      <w:r>
+        <w:t>.</w:t>
+      </w:r>
+      <w:r>
+        <w:t xml:space="preserve"> </w:t>
+      </w:r>
+      <w:r>
+        <w:t xml:space="preserve">Next, please ensure that you enable Android Build Support, along with Android SDK&amp;NDK Tools </w:t>
+      </w:r>
+      <w:r>
+        <w:t xml:space="preserve">and OpenJDK </w:t>
+      </w:r>
+      <w:r>
+        <w:t>to be included</w:t>
+      </w:r>
+      <w:r>
+        <w:t>.</w:t>
+      </w:r>
+    </w:p>
+    <w:p>
       <w:r>
         <w:rPr>
-          <w:rFonts w:cs="Times New Roman"/>
           <w:noProof/>
-          <w:color w:val="FF0000"/>
         </w:rPr>
+        <w:lastRenderedPageBreak/>
         <w:drawing>
-          <wp:anchor distT="0" distB="0" distL="114300" distR="114300" simplePos="0" relativeHeight="251659264" behindDoc="0" locked="0" layoutInCell="1" allowOverlap="1" wp14:anchorId="02450C00" wp14:editId="034C1FE6">
-            <wp:simplePos x="0" y="0"/>
-            <wp:positionH relativeFrom="margin">
-              <wp:align>center</wp:align>
-            </wp:positionH>
-            <wp:positionV relativeFrom="paragraph">
-              <wp:posOffset>101502</wp:posOffset>
-            </wp:positionV>
-            <wp:extent cx="4482465" cy="2970530"/>
-            <wp:effectExtent l="0" t="0" r="0" b="1270"/>
-            <wp:wrapThrough wrapText="bothSides">
-              <wp:wrapPolygon edited="0">
-                <wp:start x="0" y="0"/>
-                <wp:lineTo x="0" y="21471"/>
-                <wp:lineTo x="21481" y="21471"/>
-                <wp:lineTo x="21481" y="0"/>
-                <wp:lineTo x="0" y="0"/>
-              </wp:wrapPolygon>
-            </wp:wrapThrough>
-            <wp:docPr id="1" name="Picture 1" descr="A screenshot of a cell phone&#10;&#10;Description automatically generated"/>
+          <wp:inline distT="0" distB="0" distL="0" distR="0" wp14:anchorId="04EEAE08" wp14:editId="0A20F92B">
+            <wp:extent cx="5731510" cy="3692525"/>
+            <wp:effectExtent l="0" t="0" r="2540" b="3175"/>
+            <wp:docPr id="1843862285" name="Picture 1"/>
             <wp:cNvGraphicFramePr>
               <a:graphicFrameLocks xmlns:a="http://schemas.openxmlformats.org/drawingml/2006/main" noChangeAspect="1"/>
             </wp:cNvGraphicFramePr>
@@ -865,17 +900,11 @@
               <a:graphicData uri="http://schemas.openxmlformats.org/drawingml/2006/picture">
                 <pic:pic xmlns:pic="http://schemas.openxmlformats.org/drawingml/2006/picture">
                   <pic:nvPicPr>
-                    <pic:cNvPr id="1" name="unityss1.png"/>
+                    <pic:cNvPr id="1843862285" name=""/>
                     <pic:cNvPicPr/>
                   </pic:nvPicPr>
                   <pic:blipFill>
-                    <a:blip r:embed="rId13" cstate="print">
-                      <a:extLst>
-                        <a:ext uri="{28A0092B-C50C-407E-A947-70E740481C1C}">
-                          <a14:useLocalDpi xmlns:a14="http://schemas.microsoft.com/office/drawing/2010/main" val="0"/>
-                        </a:ext>
-                      </a:extLst>
-                    </a:blip>
+                    <a:blip r:embed="rId13"/>
                     <a:stretch>
                       <a:fillRect/>
                     </a:stretch>
@@ -883,7 +912,7 @@
                   <pic:spPr>
                     <a:xfrm>
                       <a:off x="0" y="0"/>
-                      <a:ext cx="4482465" cy="2970530"/>
+                      <a:ext cx="5731510" cy="3692525"/>
                     </a:xfrm>
                     <a:prstGeom prst="rect">
                       <a:avLst/>
@@ -892,7 +921,7 @@
                 </pic:pic>
               </a:graphicData>
             </a:graphic>
-          </wp:anchor>
+          </wp:inline>
         </w:drawing>
       </w:r>
     </w:p>
@@ -921,7 +950,7 @@
       <w:pPr>
         <w:pStyle w:val="Heading1"/>
       </w:pPr>
-      <w:bookmarkStart w:id="7" w:name="_Toc36111697"/>
+      <w:bookmarkStart w:id="6" w:name="_Toc36111697"/>
       <w:r>
         <w:lastRenderedPageBreak/>
         <w:t xml:space="preserve">Unity </w:t>
@@ -938,37 +967,115 @@
       <w:r>
         <w:t>roject</w:t>
       </w:r>
-      <w:bookmarkEnd w:id="7"/>
+      <w:bookmarkEnd w:id="6"/>
     </w:p>
     <w:p>
       <w:pPr>
         <w:jc w:val="both"/>
       </w:pPr>
       <w:r>
+        <w:t xml:space="preserve">Now we want to import our example project into Unity. Navigate to the </w:t>
+      </w:r>
+      <w:proofErr w:type="spellStart"/>
+      <w:r>
         <w:rPr>
+          <w:b/>
+          <w:bCs/>
+        </w:rPr>
+        <w:t>LabResources</w:t>
+      </w:r>
+      <w:proofErr w:type="spellEnd"/>
+      <w:r>
+        <w:t xml:space="preserve"> </w:t>
+      </w:r>
+      <w:r>
+        <w:t>ZIP</w:t>
+      </w:r>
+      <w:r>
+        <w:t xml:space="preserve"> folder and extract the folder inside called ‘</w:t>
+      </w:r>
+      <w:proofErr w:type="spellStart"/>
+      <w:r>
+        <w:t>ExampleProject</w:t>
+      </w:r>
+      <w:proofErr w:type="spellEnd"/>
+      <w:r>
+        <w:t>’.</w:t>
+      </w:r>
+    </w:p>
+    <w:p>
+      <w:pPr>
+        <w:jc w:val="both"/>
+      </w:pPr>
+    </w:p>
+    <w:p>
+      <w:pPr>
+        <w:jc w:val="both"/>
+      </w:pPr>
+      <w:r>
+        <w:t>Open</w:t>
+      </w:r>
+      <w:r>
+        <w:t xml:space="preserve"> </w:t>
+      </w:r>
+      <w:r>
+        <w:t>Unity</w:t>
+      </w:r>
+      <w:r>
+        <w:t xml:space="preserve"> Hub</w:t>
+      </w:r>
+      <w:r>
+        <w:t>,</w:t>
+      </w:r>
+      <w:r>
+        <w:t xml:space="preserve"> and in the Projects tab</w:t>
+      </w:r>
+      <w:r>
+        <w:t>,</w:t>
+      </w:r>
+      <w:r>
+        <w:t xml:space="preserve"> click on </w:t>
+      </w:r>
+      <w:r>
+        <w:rPr>
+          <w:b/>
+          <w:bCs/>
+        </w:rPr>
+        <w:t>Add</w:t>
+      </w:r>
+      <w:r>
+        <w:rPr>
+          <w:b/>
+          <w:bCs/>
+        </w:rPr>
+        <w:t xml:space="preserve"> &gt; Add project from disk</w:t>
+      </w:r>
+      <w:r>
+        <w:rPr>
+          <w:b/>
+          <w:bCs/>
+        </w:rPr>
+        <w:t>.</w:t>
+      </w:r>
+      <w:r>
+        <w:rPr>
+          <w:b/>
+          <w:bCs/>
+          <w:noProof/>
+        </w:rPr>
+        <w:t xml:space="preserve"> </w:t>
+      </w:r>
+      <w:r>
+        <w:rPr>
+          <w:b/>
+          <w:bCs/>
           <w:noProof/>
         </w:rPr>
         <w:drawing>
-          <wp:anchor distT="0" distB="0" distL="114300" distR="114300" simplePos="0" relativeHeight="251662336" behindDoc="0" locked="0" layoutInCell="1" allowOverlap="1" wp14:anchorId="6E9AE180" wp14:editId="557B047A">
-            <wp:simplePos x="0" y="0"/>
-            <wp:positionH relativeFrom="margin">
-              <wp:posOffset>3369945</wp:posOffset>
-            </wp:positionH>
-            <wp:positionV relativeFrom="paragraph">
-              <wp:posOffset>217805</wp:posOffset>
-            </wp:positionV>
-            <wp:extent cx="2354580" cy="400050"/>
-            <wp:effectExtent l="0" t="0" r="7620" b="0"/>
-            <wp:wrapThrough wrapText="bothSides">
-              <wp:wrapPolygon edited="0">
-                <wp:start x="0" y="0"/>
-                <wp:lineTo x="0" y="20571"/>
-                <wp:lineTo x="21495" y="20571"/>
-                <wp:lineTo x="21495" y="0"/>
-                <wp:lineTo x="0" y="0"/>
-              </wp:wrapPolygon>
-            </wp:wrapThrough>
-            <wp:docPr id="2" name="Picture 2" descr="A screenshot of a cell phone&#10;&#10;Description automatically generated"/>
+          <wp:inline distT="0" distB="0" distL="0" distR="0" wp14:anchorId="7646E32E" wp14:editId="73CB92E2">
+            <wp:extent cx="5731510" cy="734060"/>
+            <wp:effectExtent l="0" t="0" r="2540" b="8890"/>
+            <wp:docPr id="130537377" name="Picture 2"/>
             <wp:cNvGraphicFramePr>
               <a:graphicFrameLocks xmlns:a="http://schemas.openxmlformats.org/drawingml/2006/main" noChangeAspect="1"/>
             </wp:cNvGraphicFramePr>
@@ -976,7 +1083,7 @@
               <a:graphicData uri="http://schemas.openxmlformats.org/drawingml/2006/picture">
                 <pic:pic xmlns:pic="http://schemas.openxmlformats.org/drawingml/2006/picture">
                   <pic:nvPicPr>
-                    <pic:cNvPr id="2" name="AddProject.png"/>
+                    <pic:cNvPr id="130537377" name="Picture 130537377"/>
                     <pic:cNvPicPr/>
                   </pic:nvPicPr>
                   <pic:blipFill>
@@ -994,7 +1101,7 @@
                   <pic:spPr>
                     <a:xfrm>
                       <a:off x="0" y="0"/>
-                      <a:ext cx="2354580" cy="400050"/>
+                      <a:ext cx="5731510" cy="734060"/>
                     </a:xfrm>
                     <a:prstGeom prst="rect">
                       <a:avLst/>
@@ -1003,74 +1110,35 @@
                 </pic:pic>
               </a:graphicData>
             </a:graphic>
-            <wp14:sizeRelH relativeFrom="margin">
-              <wp14:pctWidth>0</wp14:pctWidth>
-            </wp14:sizeRelH>
-            <wp14:sizeRelV relativeFrom="margin">
-              <wp14:pctHeight>0</wp14:pctHeight>
-            </wp14:sizeRelV>
-          </wp:anchor>
+          </wp:inline>
         </w:drawing>
-      </w:r>
-      <w:r>
-        <w:t xml:space="preserve">Now we want to import our example project into Unity. Navigate to the </w:t>
-      </w:r>
-      <w:r>
-        <w:rPr>
-          <w:b/>
-          <w:bCs/>
-        </w:rPr>
-        <w:t>LabResources</w:t>
-      </w:r>
-      <w:r>
-        <w:t xml:space="preserve"> zip folder and extract the folder inside called ‘</w:t>
-      </w:r>
-      <w:proofErr w:type="spellStart"/>
-      <w:r>
-        <w:t>ExampleProject</w:t>
-      </w:r>
-      <w:proofErr w:type="spellEnd"/>
-      <w:r>
-        <w:t>’.</w:t>
       </w:r>
     </w:p>
     <w:p>
       <w:pPr>
         <w:jc w:val="both"/>
-        <w:rPr>
-          <w:b/>
-          <w:bCs/>
-        </w:rPr>
-      </w:pPr>
-      <w:r>
-        <w:t>Open the Unity Hub</w:t>
-      </w:r>
-      <w:r>
-        <w:t>,</w:t>
-      </w:r>
-      <w:r>
-        <w:t xml:space="preserve"> and in the Projects tab</w:t>
-      </w:r>
-      <w:r>
-        <w:t>,</w:t>
-      </w:r>
-      <w:r>
-        <w:t xml:space="preserve"> click on </w:t>
-      </w:r>
-      <w:r>
-        <w:rPr>
-          <w:b/>
-          <w:bCs/>
-        </w:rPr>
-        <w:t>Add.</w:t>
-      </w:r>
-    </w:p>
-    <w:p>
-      <w:pPr>
-        <w:jc w:val="both"/>
-      </w:pPr>
-      <w:r>
-        <w:t>Navigate to the location of your ExampleProject. If your Unity version and the build Unity version do not match, just update the project to your current version (this might take a while).</w:t>
+      </w:pPr>
+      <w:proofErr w:type="gramStart"/>
+      <w:r>
+        <w:t>Navigate to</w:t>
+      </w:r>
+      <w:proofErr w:type="gramEnd"/>
+      <w:r>
+        <w:t xml:space="preserve"> the location of your </w:t>
+      </w:r>
+      <w:proofErr w:type="spellStart"/>
+      <w:r>
+        <w:t>ExampleProject</w:t>
+      </w:r>
+      <w:proofErr w:type="spellEnd"/>
+      <w:r>
+        <w:t xml:space="preserve">. If your Unity version and the </w:t>
+      </w:r>
+      <w:r>
+        <w:t>project’s</w:t>
+      </w:r>
+      <w:r>
+        <w:t xml:space="preserve"> Unity version do not match, just update the project to your current version (this might take a while).</w:t>
       </w:r>
     </w:p>
     <w:p>
@@ -1138,7 +1206,7 @@
               </wp:anchor>
             </w:drawing>
           </mc:Choice>
-          <mc:Fallback xmlns:w16="http://schemas.microsoft.com/office/word/2018/wordml" xmlns:w16cex="http://schemas.microsoft.com/office/word/2018/wordml/cex">
+          <mc:Fallback>
             <w:pict>
               <v:shapetype w14:anchorId="4F2C5F6C" id="_x0000_t67" coordsize="21600,21600" o:spt="67" adj="16200,5400" path="m0@0l@1@0@1,0@2,0@2@0,21600@0,10800,21600xe">
                 <v:stroke joinstyle="miter"/>
@@ -1165,10 +1233,34 @@
         <w:t>I</w:t>
       </w:r>
       <w:r>
-        <w:t>f your unity hub does not select a unity version automatically</w:t>
-      </w:r>
-      <w:r>
-        <w:t xml:space="preserve"> for the project</w:t>
+        <w:t xml:space="preserve">f </w:t>
+      </w:r>
+      <w:r>
+        <w:t>U</w:t>
+      </w:r>
+      <w:r>
+        <w:t xml:space="preserve">nity </w:t>
+      </w:r>
+      <w:r>
+        <w:t>H</w:t>
+      </w:r>
+      <w:r>
+        <w:t xml:space="preserve">ub does not </w:t>
+      </w:r>
+      <w:r>
+        <w:t xml:space="preserve">automatically </w:t>
+      </w:r>
+      <w:r>
+        <w:t xml:space="preserve">select a </w:t>
+      </w:r>
+      <w:r>
+        <w:t>U</w:t>
+      </w:r>
+      <w:r>
+        <w:t xml:space="preserve">nity version </w:t>
+      </w:r>
+      <w:r>
+        <w:t>for the project</w:t>
       </w:r>
       <w:r>
         <w:t xml:space="preserve">, select the newest </w:t>
@@ -1248,7 +1340,13 @@
         <w:t>You should be able to see the scene below.</w:t>
       </w:r>
       <w:r>
-        <w:t xml:space="preserve"> Note: You may need to look around with the camera to view the scene.</w:t>
+        <w:t xml:space="preserve"> Note: You may need to </w:t>
+      </w:r>
+      <w:r>
+        <w:t xml:space="preserve">move </w:t>
+      </w:r>
+      <w:r>
+        <w:t>the camera to view the scene.</w:t>
       </w:r>
     </w:p>
     <w:p>
@@ -1264,13 +1362,57 @@
         <w:jc w:val="both"/>
       </w:pPr>
       <w:r>
-        <w:t>If you click on the camera in the middle of your scene, you can see a preview of it (if you can’t find the camera in the scene, click it from the Hierarchy panel on the left). This will show you what objects are in the view frustum. Try exploring the assets and add a couple of objects in the scene. You can scale objects to make them larger or smaller, change the orientation, rotation</w:t>
+        <w:t xml:space="preserve">If you click on the camera in the middle of your scene, you can see a preview of it (if you can’t find the camera in the scene, click it </w:t>
+      </w:r>
+      <w:r>
+        <w:t>in</w:t>
+      </w:r>
+      <w:r>
+        <w:t xml:space="preserve"> the Hierarchy panel on the left). This will show you </w:t>
+      </w:r>
+      <w:r>
+        <w:t>which</w:t>
+      </w:r>
+      <w:r>
+        <w:t xml:space="preserve"> objects are in </w:t>
+      </w:r>
+      <w:proofErr w:type="gramStart"/>
+      <w:r>
+        <w:t>the view</w:t>
+      </w:r>
+      <w:proofErr w:type="gramEnd"/>
+      <w:r>
+        <w:t xml:space="preserve"> frustum. Try exploring the assets and add</w:t>
+      </w:r>
+      <w:r>
+        <w:t>ing</w:t>
+      </w:r>
+      <w:r>
+        <w:t xml:space="preserve"> </w:t>
+      </w:r>
+      <w:r>
+        <w:t xml:space="preserve">some </w:t>
+      </w:r>
+      <w:r>
+        <w:t xml:space="preserve">objects </w:t>
+      </w:r>
+      <w:r>
+        <w:t>to</w:t>
+      </w:r>
+      <w:r>
+        <w:t xml:space="preserve"> the scene. You can scale objects to make them larger or smaller, change the orientation, rotation</w:t>
       </w:r>
       <w:r>
         <w:t>,</w:t>
       </w:r>
       <w:r>
-        <w:t xml:space="preserve"> and many other functions. You also have </w:t>
+        <w:t xml:space="preserve"> and</w:t>
+      </w:r>
+      <w:r>
+        <w:t xml:space="preserve"> perform</w:t>
+      </w:r>
+      <w:r>
+        <w:t xml:space="preserve"> many other functions. You also have </w:t>
       </w:r>
       <w:proofErr w:type="gramStart"/>
       <w:r>
@@ -1284,7 +1426,15 @@
         <w:t xml:space="preserve"> available</w:t>
       </w:r>
       <w:r>
-        <w:t xml:space="preserve">. For a better understanding of the Unity commands, please refer to the official documentation at: </w:t>
+        <w:t xml:space="preserve">. </w:t>
+      </w:r>
+    </w:p>
+    <w:p>
+      <w:pPr>
+        <w:jc w:val="both"/>
+      </w:pPr>
+      <w:r>
+        <w:t xml:space="preserve">For a better understanding of the Unity commands, please refer to the official documentation at: </w:t>
       </w:r>
       <w:hyperlink r:id="rId16" w:history="1">
         <w:r>
@@ -1300,94 +1450,110 @@
         <w:jc w:val="both"/>
       </w:pPr>
       <w:r>
-        <w:t xml:space="preserve">Once you have created your scene, run a simulation of the scene by pressing the </w:t>
+        <w:lastRenderedPageBreak/>
+        <w:t xml:space="preserve">Once you have created your scene, run a simulation of </w:t>
+      </w:r>
+      <w:r>
+        <w:t>it</w:t>
+      </w:r>
+      <w:r>
+        <w:t xml:space="preserve"> by pressing the </w:t>
       </w:r>
       <w:r>
         <w:rPr>
           <w:b/>
           <w:bCs/>
         </w:rPr>
-        <w:t>play</w:t>
-      </w:r>
-      <w:r>
-        <w:t xml:space="preserve"> button. This will also activate the animations and moving objects.</w:t>
-      </w:r>
-    </w:p>
-    <w:p>
-      <w:pPr>
-        <w:jc w:val="both"/>
-      </w:pPr>
-    </w:p>
-    <w:p>
-      <w:pPr>
-        <w:jc w:val="both"/>
-      </w:pPr>
-    </w:p>
-    <w:p>
-      <w:pPr>
-        <w:jc w:val="both"/>
-      </w:pPr>
-    </w:p>
-    <w:p>
-      <w:pPr>
-        <w:jc w:val="both"/>
-      </w:pPr>
-    </w:p>
-    <w:p>
-      <w:pPr>
-        <w:jc w:val="both"/>
-      </w:pPr>
-    </w:p>
-    <w:p>
-      <w:pPr>
-        <w:pStyle w:val="Heading1"/>
-        <w:jc w:val="both"/>
-      </w:pPr>
-      <w:bookmarkStart w:id="8" w:name="_Toc36111698"/>
-      <w:r>
-        <w:t xml:space="preserve">Install the </w:t>
-      </w:r>
-      <w:proofErr w:type="spellStart"/>
-      <w:r>
-        <w:t>apk</w:t>
-      </w:r>
-      <w:bookmarkEnd w:id="8"/>
-      <w:proofErr w:type="spellEnd"/>
-    </w:p>
-    <w:p>
-      <w:pPr>
-        <w:jc w:val="both"/>
-      </w:pPr>
-      <w:r>
-        <w:t xml:space="preserve">Simply connect your android device to your PC. You will be prompted to give permission for the connection. Make sure your device has USB debugging enabled before doing this step. </w:t>
-      </w:r>
-      <w:r>
-        <w:t>Y</w:t>
-      </w:r>
-      <w:r>
-        <w:t>ou might have already done this for the previous Android Studio labs.</w:t>
-      </w:r>
-    </w:p>
-    <w:p>
-      <w:pPr>
-        <w:spacing w:after="0"/>
-        <w:jc w:val="both"/>
-      </w:pPr>
-      <w:r>
-        <w:t xml:space="preserve">Click on </w:t>
+        <w:t>P</w:t>
       </w:r>
       <w:r>
         <w:rPr>
           <w:b/>
           <w:bCs/>
         </w:rPr>
-        <w:t>File-&gt; Build settings</w:t>
-      </w:r>
-      <w:r>
-        <w:t xml:space="preserve"> (or Ctrl+Shift+B)</w:t>
-      </w:r>
-      <w:r>
-        <w:t xml:space="preserve"> and</w:t>
+        <w:t>lay</w:t>
+      </w:r>
+      <w:r>
+        <w:t xml:space="preserve"> button. This will also activate </w:t>
+      </w:r>
+      <w:proofErr w:type="gramStart"/>
+      <w:r>
+        <w:t>the animations</w:t>
+      </w:r>
+      <w:proofErr w:type="gramEnd"/>
+      <w:r>
+        <w:t xml:space="preserve"> and moving objects.</w:t>
+      </w:r>
+    </w:p>
+    <w:p>
+      <w:pPr>
+        <w:pStyle w:val="Heading1"/>
+        <w:jc w:val="both"/>
+      </w:pPr>
+      <w:bookmarkStart w:id="7" w:name="_Toc36111698"/>
+      <w:r>
+        <w:t xml:space="preserve">Install the </w:t>
+      </w:r>
+      <w:bookmarkEnd w:id="7"/>
+      <w:r>
+        <w:t>APK</w:t>
+      </w:r>
+    </w:p>
+    <w:p>
+      <w:pPr>
+        <w:jc w:val="both"/>
+      </w:pPr>
+      <w:r>
+        <w:t xml:space="preserve">Simply connect your android device to your PC. You will be prompted to give permission for the connection. Make sure your device has USB debugging enabled before </w:t>
+      </w:r>
+      <w:r>
+        <w:t>completing</w:t>
+      </w:r>
+      <w:r>
+        <w:t xml:space="preserve"> this step. </w:t>
+      </w:r>
+      <w:r>
+        <w:t>Y</w:t>
+      </w:r>
+      <w:r>
+        <w:t>ou might have already done this for the previous Android Studio labs.</w:t>
+      </w:r>
+    </w:p>
+    <w:p>
+      <w:pPr>
+        <w:spacing w:after="0"/>
+        <w:jc w:val="both"/>
+      </w:pPr>
+      <w:r>
+        <w:t xml:space="preserve">Click on </w:t>
+      </w:r>
+      <w:r>
+        <w:rPr>
+          <w:b/>
+          <w:bCs/>
+        </w:rPr>
+        <w:t xml:space="preserve">File-&gt; Build </w:t>
+      </w:r>
+      <w:r>
+        <w:rPr>
+          <w:b/>
+          <w:bCs/>
+        </w:rPr>
+        <w:t>Profiles</w:t>
+      </w:r>
+      <w:r>
+        <w:t xml:space="preserve"> (or </w:t>
+      </w:r>
+      <w:proofErr w:type="spellStart"/>
+      <w:r>
+        <w:t>Ctrl+Shift+B</w:t>
+      </w:r>
+      <w:proofErr w:type="spellEnd"/>
+      <w:r>
+        <w:t>)</w:t>
+      </w:r>
+      <w:r>
+        <w:t>,</w:t>
       </w:r>
       <w:r>
         <w:t xml:space="preserve"> then select </w:t>
@@ -1410,39 +1576,45 @@
         <w:t>Player Settings</w:t>
       </w:r>
       <w:r>
-        <w:t xml:space="preserve"> at the bottom.</w:t>
+        <w:t xml:space="preserve"> at the </w:t>
+      </w:r>
+      <w:r>
+        <w:t>top right</w:t>
+      </w:r>
+      <w:r>
+        <w:t>.</w:t>
       </w:r>
     </w:p>
     <w:p>
       <w:pPr>
+        <w:spacing w:after="0"/>
         <w:jc w:val="both"/>
       </w:pPr>
-      <w:r>
-        <w:t>The settings will appear in the Inspector tab on the right side of the screen</w:t>
-      </w:r>
-      <w:r>
-        <w:t>;</w:t>
-      </w:r>
-      <w:r>
-        <w:t xml:space="preserve"> we need to enter the following details:</w:t>
-      </w:r>
     </w:p>
     <w:p>
       <w:pPr>
         <w:jc w:val="both"/>
       </w:pPr>
       <w:r>
-        <w:t>•</w:t>
-      </w:r>
-      <w:r>
-        <w:tab/>
-        <w:t>First</w:t>
-      </w:r>
-      <w:r>
-        <w:t>,</w:t>
-      </w:r>
-      <w:r>
-        <w:t xml:space="preserve"> add a company name and a product name</w:t>
+        <w:t xml:space="preserve">The settings will </w:t>
+      </w:r>
+      <w:r>
+        <w:t xml:space="preserve">be </w:t>
+      </w:r>
+      <w:r>
+        <w:t>in a new window</w:t>
+      </w:r>
+      <w:r>
+        <w:t>.</w:t>
+      </w:r>
+      <w:r>
+        <w:t xml:space="preserve"> </w:t>
+      </w:r>
+      <w:r>
+        <w:t>W</w:t>
+      </w:r>
+      <w:r>
+        <w:t>e need to enter the following details:</w:t>
       </w:r>
     </w:p>
     <w:p>
@@ -1450,10 +1622,37 @@
         <w:jc w:val="both"/>
       </w:pPr>
       <w:r>
-        <w:t>•</w:t>
-      </w:r>
-      <w:r>
-        <w:tab/>
+        <w:t>First</w:t>
+      </w:r>
+      <w:r>
+        <w:t>,</w:t>
+      </w:r>
+      <w:r>
+        <w:t xml:space="preserve"> add a company name and a product name</w:t>
+      </w:r>
+      <w:r>
+        <w:t>.</w:t>
+      </w:r>
+    </w:p>
+    <w:p>
+      <w:pPr>
+        <w:jc w:val="both"/>
+      </w:pPr>
+      <w:r>
+        <w:t>Then scroll down to the gr</w:t>
+      </w:r>
+      <w:r>
+        <w:t>a</w:t>
+      </w:r>
+      <w:r>
+        <w:t xml:space="preserve">y box. </w:t>
+      </w:r>
+    </w:p>
+    <w:p>
+      <w:pPr>
+        <w:jc w:val="both"/>
+      </w:pPr>
+      <w:r>
         <w:t xml:space="preserve">Under the </w:t>
       </w:r>
       <w:r>
@@ -1466,13 +1665,28 @@
         <w:t>“Resolution and Presentation”</w:t>
       </w:r>
       <w:r>
-        <w:t xml:space="preserve"> tab, untick the following options: “Portrait”, “Portrait Upside Down” and “Landscape Right”</w:t>
-      </w:r>
-      <w:r>
-        <w:t>;</w:t>
-      </w:r>
-      <w:r>
-        <w:t xml:space="preserve"> we only want “Landscape left” checked.</w:t>
+        <w:t xml:space="preserve"> tab,</w:t>
+      </w:r>
+      <w:r>
+        <w:t xml:space="preserve"> go to “Allowed orientation”</w:t>
+      </w:r>
+      <w:r>
+        <w:t xml:space="preserve"> untick the following options: “Portrait”, “Portrait Upside Down” and “Landscape Right”</w:t>
+      </w:r>
+      <w:r>
+        <w:t>.</w:t>
+      </w:r>
+      <w:r>
+        <w:t xml:space="preserve"> </w:t>
+      </w:r>
+      <w:r>
+        <w:t>W</w:t>
+      </w:r>
+      <w:r>
+        <w:t>e only want “Landscape left” checked</w:t>
+      </w:r>
+      <w:r>
+        <w:t>.</w:t>
       </w:r>
     </w:p>
     <w:p>
@@ -1481,17 +1695,13 @@
         <w:jc w:val="both"/>
       </w:pPr>
       <w:r>
-        <w:t>•</w:t>
-      </w:r>
-      <w:r>
-        <w:tab/>
         <w:t>Then</w:t>
       </w:r>
       <w:r>
-        <w:t>,</w:t>
-      </w:r>
-      <w:r>
-        <w:t xml:space="preserve"> click on </w:t>
+        <w:t xml:space="preserve"> </w:t>
+      </w:r>
+      <w:r>
+        <w:t xml:space="preserve">click on </w:t>
       </w:r>
       <w:r>
         <w:rPr>
@@ -1503,7 +1713,10 @@
         <w:t>“Other Settings”</w:t>
       </w:r>
       <w:r>
-        <w:t xml:space="preserve"> and change the Bundle Identifier to </w:t>
+        <w:t xml:space="preserve"> and change the Bundle Identifier to</w:t>
+      </w:r>
+      <w:r>
+        <w:t xml:space="preserve"> </w:t>
       </w:r>
       <w:proofErr w:type="spellStart"/>
       <w:proofErr w:type="gramStart"/>
@@ -1513,7 +1726,7 @@
       <w:proofErr w:type="spellEnd"/>
       <w:proofErr w:type="gramEnd"/>
       <w:r>
-        <w:t>;</w:t>
+        <w:t>.</w:t>
       </w:r>
     </w:p>
     <w:p>
@@ -1556,7 +1769,19 @@
         <w:t>a</w:t>
       </w:r>
       <w:r>
-        <w:t xml:space="preserve">y and cannot be clicked. That is because we need to re-build the project for Android devices. Please click </w:t>
+        <w:t>y</w:t>
+      </w:r>
+      <w:r>
+        <w:t>ed out</w:t>
+      </w:r>
+      <w:r>
+        <w:t xml:space="preserve"> and cannot be clicked. Th</w:t>
+      </w:r>
+      <w:r>
+        <w:t>is</w:t>
+      </w:r>
+      <w:r>
+        <w:t xml:space="preserve"> is because we need to re-build the project for Android devices. Please click </w:t>
       </w:r>
       <w:r>
         <w:rPr>
@@ -1566,7 +1791,13 @@
         <w:t>Switch Platform</w:t>
       </w:r>
       <w:r>
-        <w:t xml:space="preserve"> and wait for the magic to happen (this will take a while). When that’s finished, click </w:t>
+        <w:t xml:space="preserve"> and wait for </w:t>
+      </w:r>
+      <w:r>
+        <w:t>it to complete.</w:t>
+      </w:r>
+      <w:r>
+        <w:t xml:space="preserve"> When that’s finished, click </w:t>
       </w:r>
       <w:r>
         <w:rPr>
@@ -1583,7 +1814,13 @@
         <w:t>,</w:t>
       </w:r>
       <w:r>
-        <w:t xml:space="preserve"> and if everything goes smoothly, the app should pop up on your device.</w:t>
+        <w:t xml:space="preserve"> and the app should </w:t>
+      </w:r>
+      <w:r>
+        <w:t xml:space="preserve">appear </w:t>
+      </w:r>
+      <w:r>
+        <w:t>on your device.</w:t>
       </w:r>
     </w:p>
     <w:p>
@@ -1591,7 +1828,21 @@
         <w:jc w:val="both"/>
       </w:pPr>
       <w:r>
-        <w:t>Whenever changes are made to the scene or the project, these will only be updated in the .apk file if it is rebuilt.</w:t>
+        <w:t>Whenever changes are made to the scene or the project, the</w:t>
+      </w:r>
+      <w:r>
+        <w:t>y</w:t>
+      </w:r>
+      <w:r>
+        <w:t xml:space="preserve"> will only be updated in the .</w:t>
+      </w:r>
+      <w:proofErr w:type="spellStart"/>
+      <w:r>
+        <w:t>apk</w:t>
+      </w:r>
+      <w:proofErr w:type="spellEnd"/>
+      <w:r>
+        <w:t xml:space="preserve"> file if it is rebuilt.</w:t>
       </w:r>
     </w:p>
     <w:p>
@@ -1613,7 +1864,7 @@
 </file>
 
 <file path=word/endnotes.xml><?xml version="1.0" encoding="utf-8"?>
-<w:endnotes xmlns:wpc="http://schemas.microsoft.com/office/word/2010/wordprocessingCanvas" xmlns:cx="http://schemas.microsoft.com/office/drawing/2014/chartex" xmlns:cx1="http://schemas.microsoft.com/office/drawing/2015/9/8/chartex" xmlns:cx2="http://schemas.microsoft.com/office/drawing/2015/10/21/chartex" xmlns:cx3="http://schemas.microsoft.com/office/drawing/2016/5/9/chartex" xmlns:cx4="http://schemas.microsoft.com/office/drawing/2016/5/10/chartex" xmlns:cx5="http://schemas.microsoft.com/office/drawing/2016/5/11/chartex" xmlns:cx6="http://schemas.microsoft.com/office/drawing/2016/5/12/chartex" xmlns:cx7="http://schemas.microsoft.com/office/drawing/2016/5/13/chartex" xmlns:cx8="http://schemas.microsoft.com/office/drawing/2016/5/14/chartex" xmlns:mc="http://schemas.openxmlformats.org/markup-compatibility/2006" xmlns:aink="http://schemas.microsoft.com/office/drawing/2016/ink" xmlns:am3d="http://schemas.microsoft.com/office/drawing/2017/model3d" xmlns:o="urn:schemas-microsoft-com:office:office" xmlns:r="http://schemas.openxmlformats.org/officeDocument/2006/relationships" xmlns:m="http://schemas.openxmlformats.org/officeDocument/2006/math" xmlns:v="urn:schemas-microsoft-com:vml" xmlns:wp14="http://schemas.microsoft.com/office/word/2010/wordprocessingDrawing" xmlns:wp="http://schemas.openxmlformats.org/drawingml/2006/wordprocessingDrawing" xmlns:w10="urn:schemas-microsoft-com:office:word" xmlns:w="http://schemas.openxmlformats.org/wordprocessingml/2006/main" xmlns:w14="http://schemas.microsoft.com/office/word/2010/wordml" xmlns:w15="http://schemas.microsoft.com/office/word/2012/wordml" xmlns:w16cid="http://schemas.microsoft.com/office/word/2016/wordml/cid" xmlns:w16se="http://schemas.microsoft.com/office/word/2015/wordml/symex" xmlns:wpg="http://schemas.microsoft.com/office/word/2010/wordprocessingGroup" xmlns:wpi="http://schemas.microsoft.com/office/word/2010/wordprocessingInk" xmlns:wne="http://schemas.microsoft.com/office/word/2006/wordml" xmlns:wps="http://schemas.microsoft.com/office/word/2010/wordprocessingShape" mc:Ignorable="w14 w15 w16se w16cid wp14">
+<w:endnotes xmlns:wpc="http://schemas.microsoft.com/office/word/2010/wordprocessingCanvas" xmlns:cx="http://schemas.microsoft.com/office/drawing/2014/chartex" xmlns:cx1="http://schemas.microsoft.com/office/drawing/2015/9/8/chartex" xmlns:cx2="http://schemas.microsoft.com/office/drawing/2015/10/21/chartex" xmlns:cx3="http://schemas.microsoft.com/office/drawing/2016/5/9/chartex" xmlns:cx4="http://schemas.microsoft.com/office/drawing/2016/5/10/chartex" xmlns:cx5="http://schemas.microsoft.com/office/drawing/2016/5/11/chartex" xmlns:cx6="http://schemas.microsoft.com/office/drawing/2016/5/12/chartex" xmlns:cx7="http://schemas.microsoft.com/office/drawing/2016/5/13/chartex" xmlns:cx8="http://schemas.microsoft.com/office/drawing/2016/5/14/chartex" xmlns:mc="http://schemas.openxmlformats.org/markup-compatibility/2006" xmlns:aink="http://schemas.microsoft.com/office/drawing/2016/ink" xmlns:am3d="http://schemas.microsoft.com/office/drawing/2017/model3d" xmlns:o="urn:schemas-microsoft-com:office:office" xmlns:oel="http://schemas.microsoft.com/office/2019/extlst" xmlns:r="http://schemas.openxmlformats.org/officeDocument/2006/relationships" xmlns:m="http://schemas.openxmlformats.org/officeDocument/2006/math" xmlns:v="urn:schemas-microsoft-com:vml" xmlns:wp14="http://schemas.microsoft.com/office/word/2010/wordprocessingDrawing" xmlns:wp="http://schemas.openxmlformats.org/drawingml/2006/wordprocessingDrawing" xmlns:w10="urn:schemas-microsoft-com:office:word" xmlns:w="http://schemas.openxmlformats.org/wordprocessingml/2006/main" xmlns:w14="http://schemas.microsoft.com/office/word/2010/wordml" xmlns:w15="http://schemas.microsoft.com/office/word/2012/wordml" xmlns:w16cex="http://schemas.microsoft.com/office/word/2018/wordml/cex" xmlns:w16cid="http://schemas.microsoft.com/office/word/2016/wordml/cid" xmlns:w16="http://schemas.microsoft.com/office/word/2018/wordml" xmlns:w16du="http://schemas.microsoft.com/office/word/2023/wordml/word16du" xmlns:w16sdtdh="http://schemas.microsoft.com/office/word/2020/wordml/sdtdatahash" xmlns:w16sdtfl="http://schemas.microsoft.com/office/word/2024/wordml/sdtformatlock" xmlns:w16se="http://schemas.microsoft.com/office/word/2015/wordml/symex" xmlns:wpg="http://schemas.microsoft.com/office/word/2010/wordprocessingGroup" xmlns:wpi="http://schemas.microsoft.com/office/word/2010/wordprocessingInk" xmlns:wne="http://schemas.microsoft.com/office/word/2006/wordml" xmlns:wps="http://schemas.microsoft.com/office/word/2010/wordprocessingShape" mc:Ignorable="w14 w15 w16se w16cid w16 w16cex w16sdtdh w16sdtfl w16du wp14">
   <w:endnote w:type="separator" w:id="-1">
     <w:p>
       <w:pPr>
@@ -1638,7 +1889,7 @@
 </file>
 
 <file path=word/footer1.xml><?xml version="1.0" encoding="utf-8"?>
-<w:ftr xmlns:wpc="http://schemas.microsoft.com/office/word/2010/wordprocessingCanvas" xmlns:cx="http://schemas.microsoft.com/office/drawing/2014/chartex" xmlns:cx1="http://schemas.microsoft.com/office/drawing/2015/9/8/chartex" xmlns:cx2="http://schemas.microsoft.com/office/drawing/2015/10/21/chartex" xmlns:cx3="http://schemas.microsoft.com/office/drawing/2016/5/9/chartex" xmlns:cx4="http://schemas.microsoft.com/office/drawing/2016/5/10/chartex" xmlns:cx5="http://schemas.microsoft.com/office/drawing/2016/5/11/chartex" xmlns:cx6="http://schemas.microsoft.com/office/drawing/2016/5/12/chartex" xmlns:cx7="http://schemas.microsoft.com/office/drawing/2016/5/13/chartex" xmlns:cx8="http://schemas.microsoft.com/office/drawing/2016/5/14/chartex" xmlns:mc="http://schemas.openxmlformats.org/markup-compatibility/2006" xmlns:aink="http://schemas.microsoft.com/office/drawing/2016/ink" xmlns:am3d="http://schemas.microsoft.com/office/drawing/2017/model3d" xmlns:o="urn:schemas-microsoft-com:office:office" xmlns:r="http://schemas.openxmlformats.org/officeDocument/2006/relationships" xmlns:m="http://schemas.openxmlformats.org/officeDocument/2006/math" xmlns:v="urn:schemas-microsoft-com:vml" xmlns:wp14="http://schemas.microsoft.com/office/word/2010/wordprocessingDrawing" xmlns:wp="http://schemas.openxmlformats.org/drawingml/2006/wordprocessingDrawing" xmlns:w10="urn:schemas-microsoft-com:office:word" xmlns:w="http://schemas.openxmlformats.org/wordprocessingml/2006/main" xmlns:w14="http://schemas.microsoft.com/office/word/2010/wordml" xmlns:w15="http://schemas.microsoft.com/office/word/2012/wordml" xmlns:w16cid="http://schemas.microsoft.com/office/word/2016/wordml/cid" xmlns:w16se="http://schemas.microsoft.com/office/word/2015/wordml/symex" xmlns:wpg="http://schemas.microsoft.com/office/word/2010/wordprocessingGroup" xmlns:wpi="http://schemas.microsoft.com/office/word/2010/wordprocessingInk" xmlns:wne="http://schemas.microsoft.com/office/word/2006/wordml" xmlns:wps="http://schemas.microsoft.com/office/word/2010/wordprocessingShape" mc:Ignorable="w14 w15 w16se w16cid wp14">
+<w:ftr xmlns:wpc="http://schemas.microsoft.com/office/word/2010/wordprocessingCanvas" xmlns:cx="http://schemas.microsoft.com/office/drawing/2014/chartex" xmlns:cx1="http://schemas.microsoft.com/office/drawing/2015/9/8/chartex" xmlns:cx2="http://schemas.microsoft.com/office/drawing/2015/10/21/chartex" xmlns:cx3="http://schemas.microsoft.com/office/drawing/2016/5/9/chartex" xmlns:cx4="http://schemas.microsoft.com/office/drawing/2016/5/10/chartex" xmlns:cx5="http://schemas.microsoft.com/office/drawing/2016/5/11/chartex" xmlns:cx6="http://schemas.microsoft.com/office/drawing/2016/5/12/chartex" xmlns:cx7="http://schemas.microsoft.com/office/drawing/2016/5/13/chartex" xmlns:cx8="http://schemas.microsoft.com/office/drawing/2016/5/14/chartex" xmlns:mc="http://schemas.openxmlformats.org/markup-compatibility/2006" xmlns:aink="http://schemas.microsoft.com/office/drawing/2016/ink" xmlns:am3d="http://schemas.microsoft.com/office/drawing/2017/model3d" xmlns:o="urn:schemas-microsoft-com:office:office" xmlns:oel="http://schemas.microsoft.com/office/2019/extlst" xmlns:r="http://schemas.openxmlformats.org/officeDocument/2006/relationships" xmlns:m="http://schemas.openxmlformats.org/officeDocument/2006/math" xmlns:v="urn:schemas-microsoft-com:vml" xmlns:wp14="http://schemas.microsoft.com/office/word/2010/wordprocessingDrawing" xmlns:wp="http://schemas.openxmlformats.org/drawingml/2006/wordprocessingDrawing" xmlns:w10="urn:schemas-microsoft-com:office:word" xmlns:w="http://schemas.openxmlformats.org/wordprocessingml/2006/main" xmlns:w14="http://schemas.microsoft.com/office/word/2010/wordml" xmlns:w15="http://schemas.microsoft.com/office/word/2012/wordml" xmlns:w16cex="http://schemas.microsoft.com/office/word/2018/wordml/cex" xmlns:w16cid="http://schemas.microsoft.com/office/word/2016/wordml/cid" xmlns:w16="http://schemas.microsoft.com/office/word/2018/wordml" xmlns:w16du="http://schemas.microsoft.com/office/word/2023/wordml/word16du" xmlns:w16sdtdh="http://schemas.microsoft.com/office/word/2020/wordml/sdtdatahash" xmlns:w16sdtfl="http://schemas.microsoft.com/office/word/2024/wordml/sdtformatlock" xmlns:w16se="http://schemas.microsoft.com/office/word/2015/wordml/symex" xmlns:wpg="http://schemas.microsoft.com/office/word/2010/wordprocessingGroup" xmlns:wpi="http://schemas.microsoft.com/office/word/2010/wordprocessingInk" xmlns:wne="http://schemas.microsoft.com/office/word/2006/wordml" xmlns:wps="http://schemas.microsoft.com/office/word/2010/wordprocessingShape" mc:Ignorable="w14 w15 w16se w16cid w16 w16cex w16sdtdh w16sdtfl w16du wp14">
   <w:p>
     <w:pPr>
       <w:pStyle w:val="Footer"/>
@@ -1660,7 +1911,7 @@
 </file>
 
 <file path=word/footer2.xml><?xml version="1.0" encoding="utf-8"?>
-<w:ftr xmlns:wpc="http://schemas.microsoft.com/office/word/2010/wordprocessingCanvas" xmlns:cx="http://schemas.microsoft.com/office/drawing/2014/chartex" xmlns:cx1="http://schemas.microsoft.com/office/drawing/2015/9/8/chartex" xmlns:cx2="http://schemas.microsoft.com/office/drawing/2015/10/21/chartex" xmlns:cx3="http://schemas.microsoft.com/office/drawing/2016/5/9/chartex" xmlns:cx4="http://schemas.microsoft.com/office/drawing/2016/5/10/chartex" xmlns:cx5="http://schemas.microsoft.com/office/drawing/2016/5/11/chartex" xmlns:cx6="http://schemas.microsoft.com/office/drawing/2016/5/12/chartex" xmlns:cx7="http://schemas.microsoft.com/office/drawing/2016/5/13/chartex" xmlns:cx8="http://schemas.microsoft.com/office/drawing/2016/5/14/chartex" xmlns:mc="http://schemas.openxmlformats.org/markup-compatibility/2006" xmlns:aink="http://schemas.microsoft.com/office/drawing/2016/ink" xmlns:am3d="http://schemas.microsoft.com/office/drawing/2017/model3d" xmlns:o="urn:schemas-microsoft-com:office:office" xmlns:r="http://schemas.openxmlformats.org/officeDocument/2006/relationships" xmlns:m="http://schemas.openxmlformats.org/officeDocument/2006/math" xmlns:v="urn:schemas-microsoft-com:vml" xmlns:wp14="http://schemas.microsoft.com/office/word/2010/wordprocessingDrawing" xmlns:wp="http://schemas.openxmlformats.org/drawingml/2006/wordprocessingDrawing" xmlns:w10="urn:schemas-microsoft-com:office:word" xmlns:w="http://schemas.openxmlformats.org/wordprocessingml/2006/main" xmlns:w14="http://schemas.microsoft.com/office/word/2010/wordml" xmlns:w15="http://schemas.microsoft.com/office/word/2012/wordml" xmlns:w16cid="http://schemas.microsoft.com/office/word/2016/wordml/cid" xmlns:w16se="http://schemas.microsoft.com/office/word/2015/wordml/symex" xmlns:wpg="http://schemas.microsoft.com/office/word/2010/wordprocessingGroup" xmlns:wpi="http://schemas.microsoft.com/office/word/2010/wordprocessingInk" xmlns:wne="http://schemas.microsoft.com/office/word/2006/wordml" xmlns:wps="http://schemas.microsoft.com/office/word/2010/wordprocessingShape" mc:Ignorable="w14 w15 w16se w16cid wp14">
+<w:ftr xmlns:wpc="http://schemas.microsoft.com/office/word/2010/wordprocessingCanvas" xmlns:cx="http://schemas.microsoft.com/office/drawing/2014/chartex" xmlns:cx1="http://schemas.microsoft.com/office/drawing/2015/9/8/chartex" xmlns:cx2="http://schemas.microsoft.com/office/drawing/2015/10/21/chartex" xmlns:cx3="http://schemas.microsoft.com/office/drawing/2016/5/9/chartex" xmlns:cx4="http://schemas.microsoft.com/office/drawing/2016/5/10/chartex" xmlns:cx5="http://schemas.microsoft.com/office/drawing/2016/5/11/chartex" xmlns:cx6="http://schemas.microsoft.com/office/drawing/2016/5/12/chartex" xmlns:cx7="http://schemas.microsoft.com/office/drawing/2016/5/13/chartex" xmlns:cx8="http://schemas.microsoft.com/office/drawing/2016/5/14/chartex" xmlns:mc="http://schemas.openxmlformats.org/markup-compatibility/2006" xmlns:aink="http://schemas.microsoft.com/office/drawing/2016/ink" xmlns:am3d="http://schemas.microsoft.com/office/drawing/2017/model3d" xmlns:o="urn:schemas-microsoft-com:office:office" xmlns:oel="http://schemas.microsoft.com/office/2019/extlst" xmlns:r="http://schemas.openxmlformats.org/officeDocument/2006/relationships" xmlns:m="http://schemas.openxmlformats.org/officeDocument/2006/math" xmlns:v="urn:schemas-microsoft-com:vml" xmlns:wp14="http://schemas.microsoft.com/office/word/2010/wordprocessingDrawing" xmlns:wp="http://schemas.openxmlformats.org/drawingml/2006/wordprocessingDrawing" xmlns:w10="urn:schemas-microsoft-com:office:word" xmlns:w="http://schemas.openxmlformats.org/wordprocessingml/2006/main" xmlns:w14="http://schemas.microsoft.com/office/word/2010/wordml" xmlns:w15="http://schemas.microsoft.com/office/word/2012/wordml" xmlns:w16cex="http://schemas.microsoft.com/office/word/2018/wordml/cex" xmlns:w16cid="http://schemas.microsoft.com/office/word/2016/wordml/cid" xmlns:w16="http://schemas.microsoft.com/office/word/2018/wordml" xmlns:w16du="http://schemas.microsoft.com/office/word/2023/wordml/word16du" xmlns:w16sdtdh="http://schemas.microsoft.com/office/word/2020/wordml/sdtdatahash" xmlns:w16sdtfl="http://schemas.microsoft.com/office/word/2024/wordml/sdtformatlock" xmlns:w16se="http://schemas.microsoft.com/office/word/2015/wordml/symex" xmlns:wpg="http://schemas.microsoft.com/office/word/2010/wordprocessingGroup" xmlns:wpi="http://schemas.microsoft.com/office/word/2010/wordprocessingInk" xmlns:wne="http://schemas.microsoft.com/office/word/2006/wordml" xmlns:wps="http://schemas.microsoft.com/office/word/2010/wordprocessingShape" mc:Ignorable="w14 w15 w16se w16cid w16 w16cex w16sdtdh w16sdtfl w16du wp14">
   <w:sdt>
     <w:sdtPr>
       <w:id w:val="-552073365"/>
@@ -1692,7 +1943,7 @@
 </file>
 
 <file path=word/footer3.xml><?xml version="1.0" encoding="utf-8"?>
-<w:ftr xmlns:wpc="http://schemas.microsoft.com/office/word/2010/wordprocessingCanvas" xmlns:cx="http://schemas.microsoft.com/office/drawing/2014/chartex" xmlns:cx1="http://schemas.microsoft.com/office/drawing/2015/9/8/chartex" xmlns:cx2="http://schemas.microsoft.com/office/drawing/2015/10/21/chartex" xmlns:cx3="http://schemas.microsoft.com/office/drawing/2016/5/9/chartex" xmlns:cx4="http://schemas.microsoft.com/office/drawing/2016/5/10/chartex" xmlns:cx5="http://schemas.microsoft.com/office/drawing/2016/5/11/chartex" xmlns:cx6="http://schemas.microsoft.com/office/drawing/2016/5/12/chartex" xmlns:cx7="http://schemas.microsoft.com/office/drawing/2016/5/13/chartex" xmlns:cx8="http://schemas.microsoft.com/office/drawing/2016/5/14/chartex" xmlns:mc="http://schemas.openxmlformats.org/markup-compatibility/2006" xmlns:aink="http://schemas.microsoft.com/office/drawing/2016/ink" xmlns:am3d="http://schemas.microsoft.com/office/drawing/2017/model3d" xmlns:o="urn:schemas-microsoft-com:office:office" xmlns:r="http://schemas.openxmlformats.org/officeDocument/2006/relationships" xmlns:m="http://schemas.openxmlformats.org/officeDocument/2006/math" xmlns:v="urn:schemas-microsoft-com:vml" xmlns:wp14="http://schemas.microsoft.com/office/word/2010/wordprocessingDrawing" xmlns:wp="http://schemas.openxmlformats.org/drawingml/2006/wordprocessingDrawing" xmlns:w10="urn:schemas-microsoft-com:office:word" xmlns:w="http://schemas.openxmlformats.org/wordprocessingml/2006/main" xmlns:w14="http://schemas.microsoft.com/office/word/2010/wordml" xmlns:w15="http://schemas.microsoft.com/office/word/2012/wordml" xmlns:w16cid="http://schemas.microsoft.com/office/word/2016/wordml/cid" xmlns:w16se="http://schemas.microsoft.com/office/word/2015/wordml/symex" xmlns:wpg="http://schemas.microsoft.com/office/word/2010/wordprocessingGroup" xmlns:wpi="http://schemas.microsoft.com/office/word/2010/wordprocessingInk" xmlns:wne="http://schemas.microsoft.com/office/word/2006/wordml" xmlns:wps="http://schemas.microsoft.com/office/word/2010/wordprocessingShape" mc:Ignorable="w14 w15 w16se w16cid wp14">
+<w:ftr xmlns:wpc="http://schemas.microsoft.com/office/word/2010/wordprocessingCanvas" xmlns:cx="http://schemas.microsoft.com/office/drawing/2014/chartex" xmlns:cx1="http://schemas.microsoft.com/office/drawing/2015/9/8/chartex" xmlns:cx2="http://schemas.microsoft.com/office/drawing/2015/10/21/chartex" xmlns:cx3="http://schemas.microsoft.com/office/drawing/2016/5/9/chartex" xmlns:cx4="http://schemas.microsoft.com/office/drawing/2016/5/10/chartex" xmlns:cx5="http://schemas.microsoft.com/office/drawing/2016/5/11/chartex" xmlns:cx6="http://schemas.microsoft.com/office/drawing/2016/5/12/chartex" xmlns:cx7="http://schemas.microsoft.com/office/drawing/2016/5/13/chartex" xmlns:cx8="http://schemas.microsoft.com/office/drawing/2016/5/14/chartex" xmlns:mc="http://schemas.openxmlformats.org/markup-compatibility/2006" xmlns:aink="http://schemas.microsoft.com/office/drawing/2016/ink" xmlns:am3d="http://schemas.microsoft.com/office/drawing/2017/model3d" xmlns:o="urn:schemas-microsoft-com:office:office" xmlns:oel="http://schemas.microsoft.com/office/2019/extlst" xmlns:r="http://schemas.openxmlformats.org/officeDocument/2006/relationships" xmlns:m="http://schemas.openxmlformats.org/officeDocument/2006/math" xmlns:v="urn:schemas-microsoft-com:vml" xmlns:wp14="http://schemas.microsoft.com/office/word/2010/wordprocessingDrawing" xmlns:wp="http://schemas.openxmlformats.org/drawingml/2006/wordprocessingDrawing" xmlns:w10="urn:schemas-microsoft-com:office:word" xmlns:w="http://schemas.openxmlformats.org/wordprocessingml/2006/main" xmlns:w14="http://schemas.microsoft.com/office/word/2010/wordml" xmlns:w15="http://schemas.microsoft.com/office/word/2012/wordml" xmlns:w16cex="http://schemas.microsoft.com/office/word/2018/wordml/cex" xmlns:w16cid="http://schemas.microsoft.com/office/word/2016/wordml/cid" xmlns:w16="http://schemas.microsoft.com/office/word/2018/wordml" xmlns:w16du="http://schemas.microsoft.com/office/word/2023/wordml/word16du" xmlns:w16sdtdh="http://schemas.microsoft.com/office/word/2020/wordml/sdtdatahash" xmlns:w16sdtfl="http://schemas.microsoft.com/office/word/2024/wordml/sdtformatlock" xmlns:w16se="http://schemas.microsoft.com/office/word/2015/wordml/symex" xmlns:wpg="http://schemas.microsoft.com/office/word/2010/wordprocessingGroup" xmlns:wpi="http://schemas.microsoft.com/office/word/2010/wordprocessingInk" xmlns:wne="http://schemas.microsoft.com/office/word/2006/wordml" xmlns:wps="http://schemas.microsoft.com/office/word/2010/wordprocessingShape" mc:Ignorable="w14 w15 w16se w16cid w16 w16cex w16sdtdh w16sdtfl w16du wp14">
   <w:sdt>
     <w:sdtPr>
       <w:id w:val="4715308"/>
@@ -1754,7 +2005,7 @@
               <w:rPr>
                 <w:noProof/>
               </w:rPr>
-              <w:t>2020</w:t>
+              <w:t>2026</w:t>
             </w:r>
             <w:r>
               <w:fldChar w:fldCharType="end"/>
@@ -1837,7 +2088,7 @@
 </file>
 
 <file path=word/footnotes.xml><?xml version="1.0" encoding="utf-8"?>
-<w:footnotes xmlns:wpc="http://schemas.microsoft.com/office/word/2010/wordprocessingCanvas" xmlns:cx="http://schemas.microsoft.com/office/drawing/2014/chartex" xmlns:cx1="http://schemas.microsoft.com/office/drawing/2015/9/8/chartex" xmlns:cx2="http://schemas.microsoft.com/office/drawing/2015/10/21/chartex" xmlns:cx3="http://schemas.microsoft.com/office/drawing/2016/5/9/chartex" xmlns:cx4="http://schemas.microsoft.com/office/drawing/2016/5/10/chartex" xmlns:cx5="http://schemas.microsoft.com/office/drawing/2016/5/11/chartex" xmlns:cx6="http://schemas.microsoft.com/office/drawing/2016/5/12/chartex" xmlns:cx7="http://schemas.microsoft.com/office/drawing/2016/5/13/chartex" xmlns:cx8="http://schemas.microsoft.com/office/drawing/2016/5/14/chartex" xmlns:mc="http://schemas.openxmlformats.org/markup-compatibility/2006" xmlns:aink="http://schemas.microsoft.com/office/drawing/2016/ink" xmlns:am3d="http://schemas.microsoft.com/office/drawing/2017/model3d" xmlns:o="urn:schemas-microsoft-com:office:office" xmlns:r="http://schemas.openxmlformats.org/officeDocument/2006/relationships" xmlns:m="http://schemas.openxmlformats.org/officeDocument/2006/math" xmlns:v="urn:schemas-microsoft-com:vml" xmlns:wp14="http://schemas.microsoft.com/office/word/2010/wordprocessingDrawing" xmlns:wp="http://schemas.openxmlformats.org/drawingml/2006/wordprocessingDrawing" xmlns:w10="urn:schemas-microsoft-com:office:word" xmlns:w="http://schemas.openxmlformats.org/wordprocessingml/2006/main" xmlns:w14="http://schemas.microsoft.com/office/word/2010/wordml" xmlns:w15="http://schemas.microsoft.com/office/word/2012/wordml" xmlns:w16cid="http://schemas.microsoft.com/office/word/2016/wordml/cid" xmlns:w16se="http://schemas.microsoft.com/office/word/2015/wordml/symex" xmlns:wpg="http://schemas.microsoft.com/office/word/2010/wordprocessingGroup" xmlns:wpi="http://schemas.microsoft.com/office/word/2010/wordprocessingInk" xmlns:wne="http://schemas.microsoft.com/office/word/2006/wordml" xmlns:wps="http://schemas.microsoft.com/office/word/2010/wordprocessingShape" mc:Ignorable="w14 w15 w16se w16cid wp14">
+<w:footnotes xmlns:wpc="http://schemas.microsoft.com/office/word/2010/wordprocessingCanvas" xmlns:cx="http://schemas.microsoft.com/office/drawing/2014/chartex" xmlns:cx1="http://schemas.microsoft.com/office/drawing/2015/9/8/chartex" xmlns:cx2="http://schemas.microsoft.com/office/drawing/2015/10/21/chartex" xmlns:cx3="http://schemas.microsoft.com/office/drawing/2016/5/9/chartex" xmlns:cx4="http://schemas.microsoft.com/office/drawing/2016/5/10/chartex" xmlns:cx5="http://schemas.microsoft.com/office/drawing/2016/5/11/chartex" xmlns:cx6="http://schemas.microsoft.com/office/drawing/2016/5/12/chartex" xmlns:cx7="http://schemas.microsoft.com/office/drawing/2016/5/13/chartex" xmlns:cx8="http://schemas.microsoft.com/office/drawing/2016/5/14/chartex" xmlns:mc="http://schemas.openxmlformats.org/markup-compatibility/2006" xmlns:aink="http://schemas.microsoft.com/office/drawing/2016/ink" xmlns:am3d="http://schemas.microsoft.com/office/drawing/2017/model3d" xmlns:o="urn:schemas-microsoft-com:office:office" xmlns:oel="http://schemas.microsoft.com/office/2019/extlst" xmlns:r="http://schemas.openxmlformats.org/officeDocument/2006/relationships" xmlns:m="http://schemas.openxmlformats.org/officeDocument/2006/math" xmlns:v="urn:schemas-microsoft-com:vml" xmlns:wp14="http://schemas.microsoft.com/office/word/2010/wordprocessingDrawing" xmlns:wp="http://schemas.openxmlformats.org/drawingml/2006/wordprocessingDrawing" xmlns:w10="urn:schemas-microsoft-com:office:word" xmlns:w="http://schemas.openxmlformats.org/wordprocessingml/2006/main" xmlns:w14="http://schemas.microsoft.com/office/word/2010/wordml" xmlns:w15="http://schemas.microsoft.com/office/word/2012/wordml" xmlns:w16cex="http://schemas.microsoft.com/office/word/2018/wordml/cex" xmlns:w16cid="http://schemas.microsoft.com/office/word/2016/wordml/cid" xmlns:w16="http://schemas.microsoft.com/office/word/2018/wordml" xmlns:w16du="http://schemas.microsoft.com/office/word/2023/wordml/word16du" xmlns:w16sdtdh="http://schemas.microsoft.com/office/word/2020/wordml/sdtdatahash" xmlns:w16sdtfl="http://schemas.microsoft.com/office/word/2024/wordml/sdtformatlock" xmlns:w16se="http://schemas.microsoft.com/office/word/2015/wordml/symex" xmlns:wpg="http://schemas.microsoft.com/office/word/2010/wordprocessingGroup" xmlns:wpi="http://schemas.microsoft.com/office/word/2010/wordprocessingInk" xmlns:wne="http://schemas.microsoft.com/office/word/2006/wordml" xmlns:wps="http://schemas.microsoft.com/office/word/2010/wordprocessingShape" mc:Ignorable="w14 w15 w16se w16cid w16 w16cex w16sdtdh w16sdtfl w16du wp14">
   <w:footnote w:type="separator" w:id="-1">
     <w:p>
       <w:pPr>
@@ -1864,7 +2115,7 @@
 </file>
 
 <file path=word/header1.xml><?xml version="1.0" encoding="utf-8"?>
-<w:hdr xmlns:wpc="http://schemas.microsoft.com/office/word/2010/wordprocessingCanvas" xmlns:cx="http://schemas.microsoft.com/office/drawing/2014/chartex" xmlns:cx1="http://schemas.microsoft.com/office/drawing/2015/9/8/chartex" xmlns:cx2="http://schemas.microsoft.com/office/drawing/2015/10/21/chartex" xmlns:cx3="http://schemas.microsoft.com/office/drawing/2016/5/9/chartex" xmlns:cx4="http://schemas.microsoft.com/office/drawing/2016/5/10/chartex" xmlns:cx5="http://schemas.microsoft.com/office/drawing/2016/5/11/chartex" xmlns:cx6="http://schemas.microsoft.com/office/drawing/2016/5/12/chartex" xmlns:cx7="http://schemas.microsoft.com/office/drawing/2016/5/13/chartex" xmlns:cx8="http://schemas.microsoft.com/office/drawing/2016/5/14/chartex" xmlns:mc="http://schemas.openxmlformats.org/markup-compatibility/2006" xmlns:aink="http://schemas.microsoft.com/office/drawing/2016/ink" xmlns:am3d="http://schemas.microsoft.com/office/drawing/2017/model3d" xmlns:o="urn:schemas-microsoft-com:office:office" xmlns:r="http://schemas.openxmlformats.org/officeDocument/2006/relationships" xmlns:m="http://schemas.openxmlformats.org/officeDocument/2006/math" xmlns:v="urn:schemas-microsoft-com:vml" xmlns:wp14="http://schemas.microsoft.com/office/word/2010/wordprocessingDrawing" xmlns:wp="http://schemas.openxmlformats.org/drawingml/2006/wordprocessingDrawing" xmlns:w10="urn:schemas-microsoft-com:office:word" xmlns:w="http://schemas.openxmlformats.org/wordprocessingml/2006/main" xmlns:w14="http://schemas.microsoft.com/office/word/2010/wordml" xmlns:w15="http://schemas.microsoft.com/office/word/2012/wordml" xmlns:w16cid="http://schemas.microsoft.com/office/word/2016/wordml/cid" xmlns:w16se="http://schemas.microsoft.com/office/word/2015/wordml/symex" xmlns:wpg="http://schemas.microsoft.com/office/word/2010/wordprocessingGroup" xmlns:wpi="http://schemas.microsoft.com/office/word/2010/wordprocessingInk" xmlns:wne="http://schemas.microsoft.com/office/word/2006/wordml" xmlns:wps="http://schemas.microsoft.com/office/word/2010/wordprocessingShape" mc:Ignorable="w14 w15 w16se w16cid wp14">
+<w:hdr xmlns:wpc="http://schemas.microsoft.com/office/word/2010/wordprocessingCanvas" xmlns:cx="http://schemas.microsoft.com/office/drawing/2014/chartex" xmlns:cx1="http://schemas.microsoft.com/office/drawing/2015/9/8/chartex" xmlns:cx2="http://schemas.microsoft.com/office/drawing/2015/10/21/chartex" xmlns:cx3="http://schemas.microsoft.com/office/drawing/2016/5/9/chartex" xmlns:cx4="http://schemas.microsoft.com/office/drawing/2016/5/10/chartex" xmlns:cx5="http://schemas.microsoft.com/office/drawing/2016/5/11/chartex" xmlns:cx6="http://schemas.microsoft.com/office/drawing/2016/5/12/chartex" xmlns:cx7="http://schemas.microsoft.com/office/drawing/2016/5/13/chartex" xmlns:cx8="http://schemas.microsoft.com/office/drawing/2016/5/14/chartex" xmlns:mc="http://schemas.openxmlformats.org/markup-compatibility/2006" xmlns:aink="http://schemas.microsoft.com/office/drawing/2016/ink" xmlns:am3d="http://schemas.microsoft.com/office/drawing/2017/model3d" xmlns:o="urn:schemas-microsoft-com:office:office" xmlns:oel="http://schemas.microsoft.com/office/2019/extlst" xmlns:r="http://schemas.openxmlformats.org/officeDocument/2006/relationships" xmlns:m="http://schemas.openxmlformats.org/officeDocument/2006/math" xmlns:v="urn:schemas-microsoft-com:vml" xmlns:wp14="http://schemas.microsoft.com/office/word/2010/wordprocessingDrawing" xmlns:wp="http://schemas.openxmlformats.org/drawingml/2006/wordprocessingDrawing" xmlns:w10="urn:schemas-microsoft-com:office:word" xmlns:w="http://schemas.openxmlformats.org/wordprocessingml/2006/main" xmlns:w14="http://schemas.microsoft.com/office/word/2010/wordml" xmlns:w15="http://schemas.microsoft.com/office/word/2012/wordml" xmlns:w16cex="http://schemas.microsoft.com/office/word/2018/wordml/cex" xmlns:w16cid="http://schemas.microsoft.com/office/word/2016/wordml/cid" xmlns:w16="http://schemas.microsoft.com/office/word/2018/wordml" xmlns:w16du="http://schemas.microsoft.com/office/word/2023/wordml/word16du" xmlns:w16sdtdh="http://schemas.microsoft.com/office/word/2020/wordml/sdtdatahash" xmlns:w16sdtfl="http://schemas.microsoft.com/office/word/2024/wordml/sdtformatlock" xmlns:w16se="http://schemas.microsoft.com/office/word/2015/wordml/symex" xmlns:wpg="http://schemas.microsoft.com/office/word/2010/wordprocessingGroup" xmlns:wpi="http://schemas.microsoft.com/office/word/2010/wordprocessingInk" xmlns:wne="http://schemas.microsoft.com/office/word/2006/wordml" xmlns:wps="http://schemas.microsoft.com/office/word/2010/wordprocessingShape" mc:Ignorable="w14 w15 w16se w16cid w16 w16cex w16sdtdh w16sdtfl w16du wp14">
   <w:p>
     <w:pPr>
       <w:pStyle w:val="Header"/>
@@ -1969,7 +2220,7 @@
 </file>
 
 <file path=word/header2.xml><?xml version="1.0" encoding="utf-8"?>
-<w:hdr xmlns:wpc="http://schemas.microsoft.com/office/word/2010/wordprocessingCanvas" xmlns:cx="http://schemas.microsoft.com/office/drawing/2014/chartex" xmlns:cx1="http://schemas.microsoft.com/office/drawing/2015/9/8/chartex" xmlns:cx2="http://schemas.microsoft.com/office/drawing/2015/10/21/chartex" xmlns:cx3="http://schemas.microsoft.com/office/drawing/2016/5/9/chartex" xmlns:cx4="http://schemas.microsoft.com/office/drawing/2016/5/10/chartex" xmlns:cx5="http://schemas.microsoft.com/office/drawing/2016/5/11/chartex" xmlns:cx6="http://schemas.microsoft.com/office/drawing/2016/5/12/chartex" xmlns:cx7="http://schemas.microsoft.com/office/drawing/2016/5/13/chartex" xmlns:cx8="http://schemas.microsoft.com/office/drawing/2016/5/14/chartex" xmlns:mc="http://schemas.openxmlformats.org/markup-compatibility/2006" xmlns:aink="http://schemas.microsoft.com/office/drawing/2016/ink" xmlns:am3d="http://schemas.microsoft.com/office/drawing/2017/model3d" xmlns:o="urn:schemas-microsoft-com:office:office" xmlns:r="http://schemas.openxmlformats.org/officeDocument/2006/relationships" xmlns:m="http://schemas.openxmlformats.org/officeDocument/2006/math" xmlns:v="urn:schemas-microsoft-com:vml" xmlns:wp14="http://schemas.microsoft.com/office/word/2010/wordprocessingDrawing" xmlns:wp="http://schemas.openxmlformats.org/drawingml/2006/wordprocessingDrawing" xmlns:w10="urn:schemas-microsoft-com:office:word" xmlns:w="http://schemas.openxmlformats.org/wordprocessingml/2006/main" xmlns:w14="http://schemas.microsoft.com/office/word/2010/wordml" xmlns:w15="http://schemas.microsoft.com/office/word/2012/wordml" xmlns:w16cid="http://schemas.microsoft.com/office/word/2016/wordml/cid" xmlns:w16se="http://schemas.microsoft.com/office/word/2015/wordml/symex" xmlns:wpg="http://schemas.microsoft.com/office/word/2010/wordprocessingGroup" xmlns:wpi="http://schemas.microsoft.com/office/word/2010/wordprocessingInk" xmlns:wne="http://schemas.microsoft.com/office/word/2006/wordml" xmlns:wps="http://schemas.microsoft.com/office/word/2010/wordprocessingShape" mc:Ignorable="w14 w15 w16se w16cid wp14">
+<w:hdr xmlns:wpc="http://schemas.microsoft.com/office/word/2010/wordprocessingCanvas" xmlns:cx="http://schemas.microsoft.com/office/drawing/2014/chartex" xmlns:cx1="http://schemas.microsoft.com/office/drawing/2015/9/8/chartex" xmlns:cx2="http://schemas.microsoft.com/office/drawing/2015/10/21/chartex" xmlns:cx3="http://schemas.microsoft.com/office/drawing/2016/5/9/chartex" xmlns:cx4="http://schemas.microsoft.com/office/drawing/2016/5/10/chartex" xmlns:cx5="http://schemas.microsoft.com/office/drawing/2016/5/11/chartex" xmlns:cx6="http://schemas.microsoft.com/office/drawing/2016/5/12/chartex" xmlns:cx7="http://schemas.microsoft.com/office/drawing/2016/5/13/chartex" xmlns:cx8="http://schemas.microsoft.com/office/drawing/2016/5/14/chartex" xmlns:mc="http://schemas.openxmlformats.org/markup-compatibility/2006" xmlns:aink="http://schemas.microsoft.com/office/drawing/2016/ink" xmlns:am3d="http://schemas.microsoft.com/office/drawing/2017/model3d" xmlns:o="urn:schemas-microsoft-com:office:office" xmlns:oel="http://schemas.microsoft.com/office/2019/extlst" xmlns:r="http://schemas.openxmlformats.org/officeDocument/2006/relationships" xmlns:m="http://schemas.openxmlformats.org/officeDocument/2006/math" xmlns:v="urn:schemas-microsoft-com:vml" xmlns:wp14="http://schemas.microsoft.com/office/word/2010/wordprocessingDrawing" xmlns:wp="http://schemas.openxmlformats.org/drawingml/2006/wordprocessingDrawing" xmlns:w10="urn:schemas-microsoft-com:office:word" xmlns:w="http://schemas.openxmlformats.org/wordprocessingml/2006/main" xmlns:w14="http://schemas.microsoft.com/office/word/2010/wordml" xmlns:w15="http://schemas.microsoft.com/office/word/2012/wordml" xmlns:w16cex="http://schemas.microsoft.com/office/word/2018/wordml/cex" xmlns:w16cid="http://schemas.microsoft.com/office/word/2016/wordml/cid" xmlns:w16="http://schemas.microsoft.com/office/word/2018/wordml" xmlns:w16du="http://schemas.microsoft.com/office/word/2023/wordml/word16du" xmlns:w16sdtdh="http://schemas.microsoft.com/office/word/2020/wordml/sdtdatahash" xmlns:w16sdtfl="http://schemas.microsoft.com/office/word/2024/wordml/sdtformatlock" xmlns:w16se="http://schemas.microsoft.com/office/word/2015/wordml/symex" xmlns:wpg="http://schemas.microsoft.com/office/word/2010/wordprocessingGroup" xmlns:wpi="http://schemas.microsoft.com/office/word/2010/wordprocessingInk" xmlns:wne="http://schemas.microsoft.com/office/word/2006/wordml" xmlns:wps="http://schemas.microsoft.com/office/word/2010/wordprocessingShape" mc:Ignorable="w14 w15 w16se w16cid w16 w16cex w16sdtdh w16sdtfl w16du wp14">
   <w:p>
     <w:pPr>
       <w:pStyle w:val="Header"/>
@@ -2050,7 +2301,7 @@
 </file>
 
 <file path=word/header3.xml><?xml version="1.0" encoding="utf-8"?>
-<w:hdr xmlns:wpc="http://schemas.microsoft.com/office/word/2010/wordprocessingCanvas" xmlns:cx="http://schemas.microsoft.com/office/drawing/2014/chartex" xmlns:cx1="http://schemas.microsoft.com/office/drawing/2015/9/8/chartex" xmlns:cx2="http://schemas.microsoft.com/office/drawing/2015/10/21/chartex" xmlns:cx3="http://schemas.microsoft.com/office/drawing/2016/5/9/chartex" xmlns:cx4="http://schemas.microsoft.com/office/drawing/2016/5/10/chartex" xmlns:cx5="http://schemas.microsoft.com/office/drawing/2016/5/11/chartex" xmlns:cx6="http://schemas.microsoft.com/office/drawing/2016/5/12/chartex" xmlns:cx7="http://schemas.microsoft.com/office/drawing/2016/5/13/chartex" xmlns:cx8="http://schemas.microsoft.com/office/drawing/2016/5/14/chartex" xmlns:mc="http://schemas.openxmlformats.org/markup-compatibility/2006" xmlns:aink="http://schemas.microsoft.com/office/drawing/2016/ink" xmlns:am3d="http://schemas.microsoft.com/office/drawing/2017/model3d" xmlns:o="urn:schemas-microsoft-com:office:office" xmlns:r="http://schemas.openxmlformats.org/officeDocument/2006/relationships" xmlns:m="http://schemas.openxmlformats.org/officeDocument/2006/math" xmlns:v="urn:schemas-microsoft-com:vml" xmlns:wp14="http://schemas.microsoft.com/office/word/2010/wordprocessingDrawing" xmlns:wp="http://schemas.openxmlformats.org/drawingml/2006/wordprocessingDrawing" xmlns:w10="urn:schemas-microsoft-com:office:word" xmlns:w="http://schemas.openxmlformats.org/wordprocessingml/2006/main" xmlns:w14="http://schemas.microsoft.com/office/word/2010/wordml" xmlns:w15="http://schemas.microsoft.com/office/word/2012/wordml" xmlns:w16cid="http://schemas.microsoft.com/office/word/2016/wordml/cid" xmlns:w16se="http://schemas.microsoft.com/office/word/2015/wordml/symex" xmlns:wpg="http://schemas.microsoft.com/office/word/2010/wordprocessingGroup" xmlns:wpi="http://schemas.microsoft.com/office/word/2010/wordprocessingInk" xmlns:wne="http://schemas.microsoft.com/office/word/2006/wordml" xmlns:wps="http://schemas.microsoft.com/office/word/2010/wordprocessingShape" mc:Ignorable="w14 w15 w16se w16cid wp14">
+<w:hdr xmlns:wpc="http://schemas.microsoft.com/office/word/2010/wordprocessingCanvas" xmlns:cx="http://schemas.microsoft.com/office/drawing/2014/chartex" xmlns:cx1="http://schemas.microsoft.com/office/drawing/2015/9/8/chartex" xmlns:cx2="http://schemas.microsoft.com/office/drawing/2015/10/21/chartex" xmlns:cx3="http://schemas.microsoft.com/office/drawing/2016/5/9/chartex" xmlns:cx4="http://schemas.microsoft.com/office/drawing/2016/5/10/chartex" xmlns:cx5="http://schemas.microsoft.com/office/drawing/2016/5/11/chartex" xmlns:cx6="http://schemas.microsoft.com/office/drawing/2016/5/12/chartex" xmlns:cx7="http://schemas.microsoft.com/office/drawing/2016/5/13/chartex" xmlns:cx8="http://schemas.microsoft.com/office/drawing/2016/5/14/chartex" xmlns:mc="http://schemas.openxmlformats.org/markup-compatibility/2006" xmlns:aink="http://schemas.microsoft.com/office/drawing/2016/ink" xmlns:am3d="http://schemas.microsoft.com/office/drawing/2017/model3d" xmlns:o="urn:schemas-microsoft-com:office:office" xmlns:oel="http://schemas.microsoft.com/office/2019/extlst" xmlns:r="http://schemas.openxmlformats.org/officeDocument/2006/relationships" xmlns:m="http://schemas.openxmlformats.org/officeDocument/2006/math" xmlns:v="urn:schemas-microsoft-com:vml" xmlns:wp14="http://schemas.microsoft.com/office/word/2010/wordprocessingDrawing" xmlns:wp="http://schemas.openxmlformats.org/drawingml/2006/wordprocessingDrawing" xmlns:w10="urn:schemas-microsoft-com:office:word" xmlns:w="http://schemas.openxmlformats.org/wordprocessingml/2006/main" xmlns:w14="http://schemas.microsoft.com/office/word/2010/wordml" xmlns:w15="http://schemas.microsoft.com/office/word/2012/wordml" xmlns:w16cex="http://schemas.microsoft.com/office/word/2018/wordml/cex" xmlns:w16cid="http://schemas.microsoft.com/office/word/2016/wordml/cid" xmlns:w16="http://schemas.microsoft.com/office/word/2018/wordml" xmlns:w16du="http://schemas.microsoft.com/office/word/2023/wordml/word16du" xmlns:w16sdtdh="http://schemas.microsoft.com/office/word/2020/wordml/sdtdatahash" xmlns:w16sdtfl="http://schemas.microsoft.com/office/word/2024/wordml/sdtformatlock" xmlns:w16se="http://schemas.microsoft.com/office/word/2015/wordml/symex" xmlns:wpg="http://schemas.microsoft.com/office/word/2010/wordprocessingGroup" xmlns:wpi="http://schemas.microsoft.com/office/word/2010/wordprocessingInk" xmlns:wne="http://schemas.microsoft.com/office/word/2006/wordml" xmlns:wps="http://schemas.microsoft.com/office/word/2010/wordprocessingShape" mc:Ignorable="w14 w15 w16se w16cid w16 w16cex w16sdtdh w16sdtfl w16du wp14">
   <w:p>
     <w:pPr>
       <w:pStyle w:val="Header"/>
@@ -2060,7 +2311,7 @@
 </file>
 
 <file path=word/numbering.xml><?xml version="1.0" encoding="utf-8"?>
-<w:numbering xmlns:wpc="http://schemas.microsoft.com/office/word/2010/wordprocessingCanvas" xmlns:cx="http://schemas.microsoft.com/office/drawing/2014/chartex" xmlns:cx1="http://schemas.microsoft.com/office/drawing/2015/9/8/chartex" xmlns:cx2="http://schemas.microsoft.com/office/drawing/2015/10/21/chartex" xmlns:cx3="http://schemas.microsoft.com/office/drawing/2016/5/9/chartex" xmlns:cx4="http://schemas.microsoft.com/office/drawing/2016/5/10/chartex" xmlns:cx5="http://schemas.microsoft.com/office/drawing/2016/5/11/chartex" xmlns:cx6="http://schemas.microsoft.com/office/drawing/2016/5/12/chartex" xmlns:cx7="http://schemas.microsoft.com/office/drawing/2016/5/13/chartex" xmlns:cx8="http://schemas.microsoft.com/office/drawing/2016/5/14/chartex" xmlns:mc="http://schemas.openxmlformats.org/markup-compatibility/2006" xmlns:aink="http://schemas.microsoft.com/office/drawing/2016/ink" xmlns:am3d="http://schemas.microsoft.com/office/drawing/2017/model3d" xmlns:o="urn:schemas-microsoft-com:office:office" xmlns:r="http://schemas.openxmlformats.org/officeDocument/2006/relationships" xmlns:m="http://schemas.openxmlformats.org/officeDocument/2006/math" xmlns:v="urn:schemas-microsoft-com:vml" xmlns:wp14="http://schemas.microsoft.com/office/word/2010/wordprocessingDrawing" xmlns:wp="http://schemas.openxmlformats.org/drawingml/2006/wordprocessingDrawing" xmlns:w10="urn:schemas-microsoft-com:office:word" xmlns:w="http://schemas.openxmlformats.org/wordprocessingml/2006/main" xmlns:w14="http://schemas.microsoft.com/office/word/2010/wordml" xmlns:w15="http://schemas.microsoft.com/office/word/2012/wordml" xmlns:w16cid="http://schemas.microsoft.com/office/word/2016/wordml/cid" xmlns:w16se="http://schemas.microsoft.com/office/word/2015/wordml/symex" xmlns:wpg="http://schemas.microsoft.com/office/word/2010/wordprocessingGroup" xmlns:wpi="http://schemas.microsoft.com/office/word/2010/wordprocessingInk" xmlns:wne="http://schemas.microsoft.com/office/word/2006/wordml" xmlns:wps="http://schemas.microsoft.com/office/word/2010/wordprocessingShape" mc:Ignorable="w14 w15 w16se w16cid wp14">
+<w:numbering xmlns:wpc="http://schemas.microsoft.com/office/word/2010/wordprocessingCanvas" xmlns:cx="http://schemas.microsoft.com/office/drawing/2014/chartex" xmlns:cx1="http://schemas.microsoft.com/office/drawing/2015/9/8/chartex" xmlns:cx2="http://schemas.microsoft.com/office/drawing/2015/10/21/chartex" xmlns:cx3="http://schemas.microsoft.com/office/drawing/2016/5/9/chartex" xmlns:cx4="http://schemas.microsoft.com/office/drawing/2016/5/10/chartex" xmlns:cx5="http://schemas.microsoft.com/office/drawing/2016/5/11/chartex" xmlns:cx6="http://schemas.microsoft.com/office/drawing/2016/5/12/chartex" xmlns:cx7="http://schemas.microsoft.com/office/drawing/2016/5/13/chartex" xmlns:cx8="http://schemas.microsoft.com/office/drawing/2016/5/14/chartex" xmlns:mc="http://schemas.openxmlformats.org/markup-compatibility/2006" xmlns:aink="http://schemas.microsoft.com/office/drawing/2016/ink" xmlns:am3d="http://schemas.microsoft.com/office/drawing/2017/model3d" xmlns:o="urn:schemas-microsoft-com:office:office" xmlns:oel="http://schemas.microsoft.com/office/2019/extlst" xmlns:r="http://schemas.openxmlformats.org/officeDocument/2006/relationships" xmlns:m="http://schemas.openxmlformats.org/officeDocument/2006/math" xmlns:v="urn:schemas-microsoft-com:vml" xmlns:wp14="http://schemas.microsoft.com/office/word/2010/wordprocessingDrawing" xmlns:wp="http://schemas.openxmlformats.org/drawingml/2006/wordprocessingDrawing" xmlns:w10="urn:schemas-microsoft-com:office:word" xmlns:w="http://schemas.openxmlformats.org/wordprocessingml/2006/main" xmlns:w14="http://schemas.microsoft.com/office/word/2010/wordml" xmlns:w15="http://schemas.microsoft.com/office/word/2012/wordml" xmlns:w16cex="http://schemas.microsoft.com/office/word/2018/wordml/cex" xmlns:w16cid="http://schemas.microsoft.com/office/word/2016/wordml/cid" xmlns:w16="http://schemas.microsoft.com/office/word/2018/wordml" xmlns:w16du="http://schemas.microsoft.com/office/word/2023/wordml/word16du" xmlns:w16sdtdh="http://schemas.microsoft.com/office/word/2020/wordml/sdtdatahash" xmlns:w16sdtfl="http://schemas.microsoft.com/office/word/2024/wordml/sdtformatlock" xmlns:w16se="http://schemas.microsoft.com/office/word/2015/wordml/symex" xmlns:wpg="http://schemas.microsoft.com/office/word/2010/wordprocessingGroup" xmlns:wpi="http://schemas.microsoft.com/office/word/2010/wordprocessingInk" xmlns:wne="http://schemas.microsoft.com/office/word/2006/wordml" xmlns:wps="http://schemas.microsoft.com/office/word/2010/wordprocessingShape" mc:Ignorable="w14 w15 w16se w16cid w16 w16cex w16sdtdh w16sdtfl w16du wp14">
   <w:abstractNum w:abstractNumId="0" w15:restartNumberingAfterBreak="0">
     <w:nsid w:val="01A42758"/>
     <w:multiLevelType w:val="hybridMultilevel"/>
@@ -4465,89 +4716,89 @@
       </w:pPr>
     </w:lvl>
   </w:abstractNum>
-  <w:num w:numId="1">
+  <w:num w:numId="1" w16cid:durableId="1857185730">
     <w:abstractNumId w:val="3"/>
   </w:num>
-  <w:num w:numId="2">
+  <w:num w:numId="2" w16cid:durableId="2062752865">
     <w:abstractNumId w:val="15"/>
   </w:num>
-  <w:num w:numId="3">
+  <w:num w:numId="3" w16cid:durableId="1852060564">
     <w:abstractNumId w:val="23"/>
   </w:num>
-  <w:num w:numId="4">
+  <w:num w:numId="4" w16cid:durableId="308482844">
     <w:abstractNumId w:val="23"/>
     <w:lvlOverride w:ilvl="0">
       <w:startOverride w:val="1"/>
     </w:lvlOverride>
   </w:num>
-  <w:num w:numId="5">
+  <w:num w:numId="5" w16cid:durableId="1262956453">
     <w:abstractNumId w:val="12"/>
   </w:num>
-  <w:num w:numId="6">
+  <w:num w:numId="6" w16cid:durableId="934631704">
     <w:abstractNumId w:val="2"/>
   </w:num>
-  <w:num w:numId="7">
+  <w:num w:numId="7" w16cid:durableId="546914547">
     <w:abstractNumId w:val="17"/>
   </w:num>
-  <w:num w:numId="8">
+  <w:num w:numId="8" w16cid:durableId="1757020440">
     <w:abstractNumId w:val="1"/>
   </w:num>
-  <w:num w:numId="9">
+  <w:num w:numId="9" w16cid:durableId="841235195">
     <w:abstractNumId w:val="11"/>
   </w:num>
-  <w:num w:numId="10">
+  <w:num w:numId="10" w16cid:durableId="241916667">
     <w:abstractNumId w:val="21"/>
   </w:num>
-  <w:num w:numId="11">
+  <w:num w:numId="11" w16cid:durableId="960068500">
     <w:abstractNumId w:val="13"/>
   </w:num>
-  <w:num w:numId="12">
+  <w:num w:numId="12" w16cid:durableId="1261141437">
     <w:abstractNumId w:val="22"/>
   </w:num>
-  <w:num w:numId="13">
+  <w:num w:numId="13" w16cid:durableId="420838862">
     <w:abstractNumId w:val="14"/>
   </w:num>
-  <w:num w:numId="14">
+  <w:num w:numId="14" w16cid:durableId="491218661">
     <w:abstractNumId w:val="20"/>
   </w:num>
-  <w:num w:numId="15">
+  <w:num w:numId="15" w16cid:durableId="735323817">
     <w:abstractNumId w:val="19"/>
   </w:num>
-  <w:num w:numId="16">
+  <w:num w:numId="16" w16cid:durableId="1376849217">
     <w:abstractNumId w:val="9"/>
   </w:num>
-  <w:num w:numId="17">
+  <w:num w:numId="17" w16cid:durableId="704062254">
     <w:abstractNumId w:val="5"/>
   </w:num>
-  <w:num w:numId="18">
+  <w:num w:numId="18" w16cid:durableId="291130032">
     <w:abstractNumId w:val="8"/>
   </w:num>
-  <w:num w:numId="19">
+  <w:num w:numId="19" w16cid:durableId="1205601316">
     <w:abstractNumId w:val="0"/>
   </w:num>
-  <w:num w:numId="20">
+  <w:num w:numId="20" w16cid:durableId="73474970">
     <w:abstractNumId w:val="7"/>
   </w:num>
-  <w:num w:numId="21">
+  <w:num w:numId="21" w16cid:durableId="1290935879">
     <w:abstractNumId w:val="6"/>
   </w:num>
-  <w:num w:numId="22">
+  <w:num w:numId="22" w16cid:durableId="730810178">
     <w:abstractNumId w:val="10"/>
   </w:num>
-  <w:num w:numId="23">
+  <w:num w:numId="23" w16cid:durableId="479007139">
     <w:abstractNumId w:val="16"/>
   </w:num>
-  <w:num w:numId="24">
+  <w:num w:numId="24" w16cid:durableId="1771006771">
     <w:abstractNumId w:val="18"/>
   </w:num>
-  <w:num w:numId="25">
+  <w:num w:numId="25" w16cid:durableId="796723808">
     <w:abstractNumId w:val="4"/>
   </w:num>
 </w:numbering>
 </file>
 
 <file path=word/styles.xml><?xml version="1.0" encoding="utf-8"?>
-<w:styles xmlns:mc="http://schemas.openxmlformats.org/markup-compatibility/2006" xmlns:r="http://schemas.openxmlformats.org/officeDocument/2006/relationships" xmlns:w="http://schemas.openxmlformats.org/wordprocessingml/2006/main" xmlns:w14="http://schemas.microsoft.com/office/word/2010/wordml" xmlns:w15="http://schemas.microsoft.com/office/word/2012/wordml" xmlns:w16cid="http://schemas.microsoft.com/office/word/2016/wordml/cid" xmlns:w16se="http://schemas.microsoft.com/office/word/2015/wordml/symex" mc:Ignorable="w14 w15 w16se w16cid">
+<w:styles xmlns:mc="http://schemas.openxmlformats.org/markup-compatibility/2006" xmlns:r="http://schemas.openxmlformats.org/officeDocument/2006/relationships" xmlns:w="http://schemas.openxmlformats.org/wordprocessingml/2006/main" xmlns:w14="http://schemas.microsoft.com/office/word/2010/wordml" xmlns:w15="http://schemas.microsoft.com/office/word/2012/wordml" xmlns:w16cex="http://schemas.microsoft.com/office/word/2018/wordml/cex" xmlns:w16cid="http://schemas.microsoft.com/office/word/2016/wordml/cid" xmlns:w16="http://schemas.microsoft.com/office/word/2018/wordml" xmlns:w16du="http://schemas.microsoft.com/office/word/2023/wordml/word16du" xmlns:w16sdtdh="http://schemas.microsoft.com/office/word/2020/wordml/sdtdatahash" xmlns:w16sdtfl="http://schemas.microsoft.com/office/word/2024/wordml/sdtformatlock" xmlns:w16se="http://schemas.microsoft.com/office/word/2015/wordml/symex" mc:Ignorable="w14 w15 w16se w16cid w16 w16cex w16sdtdh w16sdtfl w16du">
   <w:docDefaults>
     <w:rPrDefault>
       <w:rPr>
